--- a/analysis/templates/template.docx
+++ b/analysis/templates/template.docx
@@ -1,6 +1,6 @@
 
 <file path=word/document.xml><?xml version="1.0" encoding="utf-8"?>
-<w:document xmlns:wpc="http://schemas.microsoft.com/office/word/2010/wordprocessingCanvas" xmlns:cx="http://schemas.microsoft.com/office/drawing/2014/chartex" xmlns:cx1="http://schemas.microsoft.com/office/drawing/2015/9/8/chartex" xmlns:cx2="http://schemas.microsoft.com/office/drawing/2015/10/21/chartex" xmlns:cx3="http://schemas.microsoft.com/office/drawing/2016/5/9/chartex" xmlns:cx4="http://schemas.microsoft.com/office/drawing/2016/5/10/chartex" xmlns:cx5="http://schemas.microsoft.com/office/drawing/2016/5/11/chartex" xmlns:cx6="http://schemas.microsoft.com/office/drawing/2016/5/12/chartex" xmlns:cx7="http://schemas.microsoft.com/office/drawing/2016/5/13/chartex" xmlns:cx8="http://schemas.microsoft.com/office/drawing/2016/5/14/chartex" xmlns:mc="http://schemas.openxmlformats.org/markup-compatibility/2006" xmlns:aink="http://schemas.microsoft.com/office/drawing/2016/ink" xmlns:am3d="http://schemas.microsoft.com/office/drawing/2017/model3d" xmlns:o="urn:schemas-microsoft-com:office:office" xmlns:r="http://schemas.openxmlformats.org/officeDocument/2006/relationships" xmlns:m="http://schemas.openxmlformats.org/officeDocument/2006/math" xmlns:v="urn:schemas-microsoft-com:vml" xmlns:wp14="http://schemas.microsoft.com/office/word/2010/wordprocessingDrawing" xmlns:wp="http://schemas.openxmlformats.org/drawingml/2006/wordprocessingDrawing" xmlns:w10="urn:schemas-microsoft-com:office:word" xmlns:w="http://schemas.openxmlformats.org/wordprocessingml/2006/main" xmlns:w14="http://schemas.microsoft.com/office/word/2010/wordml" xmlns:w15="http://schemas.microsoft.com/office/word/2012/wordml" xmlns:w16cex="http://schemas.microsoft.com/office/word/2018/wordml/cex" xmlns:w16cid="http://schemas.microsoft.com/office/word/2016/wordml/cid" xmlns:w16="http://schemas.microsoft.com/office/word/2018/wordml" xmlns:w16se="http://schemas.microsoft.com/office/word/2015/wordml/symex" xmlns:wpg="http://schemas.microsoft.com/office/word/2010/wordprocessingGroup" xmlns:wpi="http://schemas.microsoft.com/office/word/2010/wordprocessingInk" xmlns:wne="http://schemas.microsoft.com/office/word/2006/wordml" xmlns:wps="http://schemas.microsoft.com/office/word/2010/wordprocessingShape" mc:Ignorable="w14 w15 w16se w16cid w16 w16cex wp14">
+<w:document xmlns:wpc="http://schemas.microsoft.com/office/word/2010/wordprocessingCanvas" xmlns:cx="http://schemas.microsoft.com/office/drawing/2014/chartex" xmlns:cx1="http://schemas.microsoft.com/office/drawing/2015/9/8/chartex" xmlns:cx2="http://schemas.microsoft.com/office/drawing/2015/10/21/chartex" xmlns:cx3="http://schemas.microsoft.com/office/drawing/2016/5/9/chartex" xmlns:cx4="http://schemas.microsoft.com/office/drawing/2016/5/10/chartex" xmlns:cx5="http://schemas.microsoft.com/office/drawing/2016/5/11/chartex" xmlns:cx6="http://schemas.microsoft.com/office/drawing/2016/5/12/chartex" xmlns:cx7="http://schemas.microsoft.com/office/drawing/2016/5/13/chartex" xmlns:cx8="http://schemas.microsoft.com/office/drawing/2016/5/14/chartex" xmlns:mc="http://schemas.openxmlformats.org/markup-compatibility/2006" xmlns:aink="http://schemas.microsoft.com/office/drawing/2016/ink" xmlns:am3d="http://schemas.microsoft.com/office/drawing/2017/model3d" xmlns:o="urn:schemas-microsoft-com:office:office" xmlns:oel="http://schemas.microsoft.com/office/2019/extlst" xmlns:r="http://schemas.openxmlformats.org/officeDocument/2006/relationships" xmlns:m="http://schemas.openxmlformats.org/officeDocument/2006/math" xmlns:v="urn:schemas-microsoft-com:vml" xmlns:wp14="http://schemas.microsoft.com/office/word/2010/wordprocessingDrawing" xmlns:wp="http://schemas.openxmlformats.org/drawingml/2006/wordprocessingDrawing" xmlns:w10="urn:schemas-microsoft-com:office:word" xmlns:w="http://schemas.openxmlformats.org/wordprocessingml/2006/main" xmlns:w14="http://schemas.microsoft.com/office/word/2010/wordml" xmlns:w15="http://schemas.microsoft.com/office/word/2012/wordml" xmlns:w16cex="http://schemas.microsoft.com/office/word/2018/wordml/cex" xmlns:w16cid="http://schemas.microsoft.com/office/word/2016/wordml/cid" xmlns:w16="http://schemas.microsoft.com/office/word/2018/wordml" xmlns:w16sdtdh="http://schemas.microsoft.com/office/word/2020/wordml/sdtdatahash" xmlns:w16se="http://schemas.microsoft.com/office/word/2015/wordml/symex" xmlns:wpg="http://schemas.microsoft.com/office/word/2010/wordprocessingGroup" xmlns:wpi="http://schemas.microsoft.com/office/word/2010/wordprocessingInk" xmlns:wne="http://schemas.microsoft.com/office/word/2006/wordml" xmlns:wps="http://schemas.microsoft.com/office/word/2010/wordprocessingShape" mc:Ignorable="w14 w15 w16se w16cid w16 w16cex w16sdtdh wp14">
   <w:body>
     <w:p>
       <w:pPr>
@@ -22,8 +22,13 @@
       <w:pPr>
         <w:pStyle w:val="Author"/>
       </w:pPr>
-      <w:r>
-        <w:t>other author</w:t>
+      <w:proofErr w:type="gramStart"/>
+      <w:r>
+        <w:t>other</w:t>
+      </w:r>
+      <w:proofErr w:type="gramEnd"/>
+      <w:r>
+        <w:t xml:space="preserve"> author</w:t>
       </w:r>
     </w:p>
     <w:p>
@@ -31,63 +36,66 @@
         <w:pStyle w:val="Date"/>
       </w:pPr>
       <w:r>
-        <w:t>2017-12-14</w:t>
+        <w:t>2026-08-06</w:t>
       </w:r>
     </w:p>
     <w:p>
       <w:pPr>
-        <w:pStyle w:val="Abstract"/>
-      </w:pPr>
-      <w:r>
-        <w:t>My abstract</w:t>
+        <w:pStyle w:val="AbstractTitle"/>
+      </w:pPr>
+      <w:r>
+        <w:t>Abstract</w:t>
       </w:r>
     </w:p>
     <w:p>
       <w:pPr>
-        <w:pStyle w:val="Heading1"/>
-      </w:pPr>
-      <w:bookmarkStart w:id="0" w:name="heading-1"/>
-      <w:bookmarkEnd w:id="0"/>
-      <w:r>
-        <w:t>Heading 1</w:t>
+        <w:pStyle w:val="Abstract"/>
+      </w:pPr>
+      <w:r>
+        <w:t>My abstract</w:t>
       </w:r>
     </w:p>
     <w:p>
       <w:pPr>
-        <w:pStyle w:val="Heading2"/>
-      </w:pPr>
-      <w:bookmarkStart w:id="1" w:name="heading-2"/>
-      <w:bookmarkEnd w:id="1"/>
-      <w:r>
-        <w:t>Heading 2</w:t>
+        <w:pStyle w:val="Heading1"/>
+      </w:pPr>
+      <w:bookmarkStart w:id="0" w:name="heading-1"/>
+      <w:r>
+        <w:t>Heading 1</w:t>
       </w:r>
     </w:p>
     <w:p>
       <w:pPr>
-        <w:pStyle w:val="Heading3"/>
-      </w:pPr>
-      <w:bookmarkStart w:id="2" w:name="heading-3"/>
-      <w:bookmarkEnd w:id="2"/>
-      <w:r>
-        <w:t>Heading 3</w:t>
+        <w:pStyle w:val="Heading2"/>
+      </w:pPr>
+      <w:bookmarkStart w:id="1" w:name="heading-2"/>
+      <w:r>
+        <w:t>Heading 2</w:t>
       </w:r>
     </w:p>
     <w:p>
       <w:pPr>
-        <w:pStyle w:val="Heading4"/>
-      </w:pPr>
-      <w:bookmarkStart w:id="3" w:name="heading-4"/>
-      <w:bookmarkEnd w:id="3"/>
-      <w:r>
-        <w:t>Heading 4</w:t>
+        <w:pStyle w:val="Heading3"/>
+      </w:pPr>
+      <w:bookmarkStart w:id="2" w:name="heading-3"/>
+      <w:r>
+        <w:t>Heading 3</w:t>
       </w:r>
     </w:p>
     <w:p>
       <w:pPr>
+        <w:pStyle w:val="Heading4"/>
+      </w:pPr>
+      <w:bookmarkStart w:id="3" w:name="heading-4"/>
+      <w:r>
+        <w:t>Heading 4</w:t>
+      </w:r>
+    </w:p>
+    <w:p>
+      <w:pPr>
         <w:pStyle w:val="Heading5"/>
       </w:pPr>
-      <w:bookmarkStart w:id="4" w:name="heading-5---this-is-for-the-page-break-w"/>
-      <w:bookmarkEnd w:id="4"/>
+      <w:bookmarkStart w:id="4" w:name="X03301b6b8e145b19643e49249e6355097a10bed"/>
       <w:r>
         <w:lastRenderedPageBreak/>
         <w:t>Heading 5 - this is for the page break with MS Word</w:t>
@@ -106,7 +114,7 @@
         <w:pStyle w:val="Compact"/>
         <w:numPr>
           <w:ilvl w:val="0"/>
-          <w:numId w:val="3"/>
+          <w:numId w:val="2"/>
         </w:numPr>
       </w:pPr>
       <w:r>
@@ -118,7 +126,7 @@
         <w:pStyle w:val="Compact"/>
         <w:numPr>
           <w:ilvl w:val="0"/>
-          <w:numId w:val="3"/>
+          <w:numId w:val="2"/>
         </w:numPr>
       </w:pPr>
       <w:r>
@@ -130,7 +138,7 @@
         <w:pStyle w:val="Compact"/>
         <w:numPr>
           <w:ilvl w:val="0"/>
-          <w:numId w:val="3"/>
+          <w:numId w:val="2"/>
         </w:numPr>
       </w:pPr>
       <w:r>
@@ -142,7 +150,7 @@
         <w:pStyle w:val="Compact"/>
         <w:numPr>
           <w:ilvl w:val="0"/>
-          <w:numId w:val="3"/>
+          <w:numId w:val="2"/>
         </w:numPr>
       </w:pPr>
       <w:r>
@@ -209,7 +217,7 @@
       <w:r>
         <w:t xml:space="preserve">See here for more information: </w:t>
       </w:r>
-      <w:hyperlink r:id="rId8">
+      <w:hyperlink r:id="rId6">
         <w:r>
           <w:rPr>
             <w:rStyle w:val="Hyperlink"/>
@@ -218,168 +226,572 @@
         </w:r>
       </w:hyperlink>
     </w:p>
+    <w:p>
+      <w:pPr>
+        <w:pStyle w:val="BodyText"/>
+      </w:pPr>
+      <w:r>
+        <w:t>Here’s a table so we can format that</w:t>
+      </w:r>
+    </w:p>
+    <w:tbl>
+      <w:tblPr>
+        <w:tblStyle w:val="Table"/>
+        <w:tblW w:w="0" w:type="auto"/>
+        <w:tblLook w:val="0020" w:firstRow="1" w:lastRow="0" w:firstColumn="0" w:lastColumn="0" w:noHBand="0" w:noVBand="0"/>
+      </w:tblPr>
+      <w:tblGrid>
+        <w:gridCol w:w="1160"/>
+        <w:gridCol w:w="1079"/>
+        <w:gridCol w:w="1115"/>
+        <w:gridCol w:w="1035"/>
+        <w:gridCol w:w="786"/>
+      </w:tblGrid>
+      <w:tr>
+        <w:trPr>
+          <w:cnfStyle w:val="100000000000" w:firstRow="1" w:lastRow="0" w:firstColumn="0" w:lastColumn="0" w:oddVBand="0" w:evenVBand="0" w:oddHBand="0" w:evenHBand="0" w:firstRowFirstColumn="0" w:firstRowLastColumn="0" w:lastRowFirstColumn="0" w:lastRowLastColumn="0"/>
+          <w:tblHeader/>
+        </w:trPr>
+        <w:tc>
+          <w:tcPr>
+            <w:tcW w:w="0" w:type="auto"/>
+          </w:tcPr>
+          <w:p>
+            <w:pPr>
+              <w:pStyle w:val="Compact"/>
+              <w:jc w:val="right"/>
+            </w:pPr>
+            <w:proofErr w:type="spellStart"/>
+            <w:r>
+              <w:t>Sepal.Length</w:t>
+            </w:r>
+            <w:proofErr w:type="spellEnd"/>
+          </w:p>
+        </w:tc>
+        <w:tc>
+          <w:tcPr>
+            <w:tcW w:w="0" w:type="auto"/>
+          </w:tcPr>
+          <w:p>
+            <w:pPr>
+              <w:pStyle w:val="Compact"/>
+              <w:jc w:val="right"/>
+            </w:pPr>
+            <w:r>
+              <w:t>Sepal.Width</w:t>
+            </w:r>
+          </w:p>
+        </w:tc>
+        <w:tc>
+          <w:tcPr>
+            <w:tcW w:w="0" w:type="auto"/>
+          </w:tcPr>
+          <w:p>
+            <w:pPr>
+              <w:pStyle w:val="Compact"/>
+              <w:jc w:val="right"/>
+            </w:pPr>
+            <w:r>
+              <w:t>Petal.Length</w:t>
+            </w:r>
+          </w:p>
+        </w:tc>
+        <w:tc>
+          <w:tcPr>
+            <w:tcW w:w="0" w:type="auto"/>
+          </w:tcPr>
+          <w:p>
+            <w:pPr>
+              <w:pStyle w:val="Compact"/>
+              <w:jc w:val="right"/>
+            </w:pPr>
+            <w:r>
+              <w:t>Petal.Width</w:t>
+            </w:r>
+          </w:p>
+        </w:tc>
+        <w:tc>
+          <w:tcPr>
+            <w:tcW w:w="0" w:type="auto"/>
+          </w:tcPr>
+          <w:p>
+            <w:pPr>
+              <w:pStyle w:val="Compact"/>
+            </w:pPr>
+            <w:r>
+              <w:t>Species</w:t>
+            </w:r>
+          </w:p>
+        </w:tc>
+      </w:tr>
+      <w:tr>
+        <w:tc>
+          <w:tcPr>
+            <w:tcW w:w="0" w:type="auto"/>
+          </w:tcPr>
+          <w:p>
+            <w:pPr>
+              <w:pStyle w:val="Compact"/>
+              <w:jc w:val="right"/>
+            </w:pPr>
+            <w:r>
+              <w:t>5.1</w:t>
+            </w:r>
+          </w:p>
+        </w:tc>
+        <w:tc>
+          <w:tcPr>
+            <w:tcW w:w="0" w:type="auto"/>
+          </w:tcPr>
+          <w:p>
+            <w:pPr>
+              <w:pStyle w:val="Compact"/>
+              <w:jc w:val="right"/>
+            </w:pPr>
+            <w:r>
+              <w:t>3.5</w:t>
+            </w:r>
+          </w:p>
+        </w:tc>
+        <w:tc>
+          <w:tcPr>
+            <w:tcW w:w="0" w:type="auto"/>
+            <w:tcBorders>
+              <w:bottom w:val="nil"/>
+            </w:tcBorders>
+          </w:tcPr>
+          <w:p>
+            <w:pPr>
+              <w:pStyle w:val="Compact"/>
+              <w:jc w:val="right"/>
+            </w:pPr>
+            <w:r>
+              <w:t>1.4</w:t>
+            </w:r>
+          </w:p>
+        </w:tc>
+        <w:tc>
+          <w:tcPr>
+            <w:tcW w:w="0" w:type="auto"/>
+          </w:tcPr>
+          <w:p>
+            <w:pPr>
+              <w:pStyle w:val="Compact"/>
+              <w:jc w:val="right"/>
+            </w:pPr>
+            <w:r>
+              <w:t>0.2</w:t>
+            </w:r>
+          </w:p>
+        </w:tc>
+        <w:tc>
+          <w:tcPr>
+            <w:tcW w:w="0" w:type="auto"/>
+          </w:tcPr>
+          <w:p>
+            <w:pPr>
+              <w:pStyle w:val="Compact"/>
+            </w:pPr>
+            <w:r>
+              <w:t>setosa</w:t>
+            </w:r>
+          </w:p>
+        </w:tc>
+      </w:tr>
+      <w:tr>
+        <w:tc>
+          <w:tcPr>
+            <w:tcW w:w="0" w:type="auto"/>
+          </w:tcPr>
+          <w:p>
+            <w:pPr>
+              <w:pStyle w:val="Compact"/>
+              <w:jc w:val="right"/>
+            </w:pPr>
+            <w:r>
+              <w:t>4.9</w:t>
+            </w:r>
+          </w:p>
+        </w:tc>
+        <w:tc>
+          <w:tcPr>
+            <w:tcW w:w="0" w:type="auto"/>
+          </w:tcPr>
+          <w:p>
+            <w:pPr>
+              <w:pStyle w:val="Compact"/>
+              <w:jc w:val="right"/>
+            </w:pPr>
+            <w:r>
+              <w:t>3.0</w:t>
+            </w:r>
+          </w:p>
+        </w:tc>
+        <w:tc>
+          <w:tcPr>
+            <w:tcW w:w="0" w:type="auto"/>
+            <w:tcBorders>
+              <w:top w:val="nil"/>
+              <w:bottom w:val="nil"/>
+            </w:tcBorders>
+          </w:tcPr>
+          <w:p>
+            <w:pPr>
+              <w:pStyle w:val="Compact"/>
+              <w:jc w:val="right"/>
+            </w:pPr>
+            <w:r>
+              <w:t>1.4</w:t>
+            </w:r>
+          </w:p>
+        </w:tc>
+        <w:tc>
+          <w:tcPr>
+            <w:tcW w:w="0" w:type="auto"/>
+          </w:tcPr>
+          <w:p>
+            <w:pPr>
+              <w:pStyle w:val="Compact"/>
+              <w:jc w:val="right"/>
+            </w:pPr>
+            <w:r>
+              <w:t>0.2</w:t>
+            </w:r>
+          </w:p>
+        </w:tc>
+        <w:tc>
+          <w:tcPr>
+            <w:tcW w:w="0" w:type="auto"/>
+          </w:tcPr>
+          <w:p>
+            <w:pPr>
+              <w:pStyle w:val="Compact"/>
+            </w:pPr>
+            <w:r>
+              <w:t>setosa</w:t>
+            </w:r>
+          </w:p>
+        </w:tc>
+      </w:tr>
+      <w:tr>
+        <w:tc>
+          <w:tcPr>
+            <w:tcW w:w="0" w:type="auto"/>
+          </w:tcPr>
+          <w:p>
+            <w:pPr>
+              <w:pStyle w:val="Compact"/>
+              <w:jc w:val="right"/>
+            </w:pPr>
+            <w:r>
+              <w:t>4.7</w:t>
+            </w:r>
+          </w:p>
+        </w:tc>
+        <w:tc>
+          <w:tcPr>
+            <w:tcW w:w="0" w:type="auto"/>
+          </w:tcPr>
+          <w:p>
+            <w:pPr>
+              <w:pStyle w:val="Compact"/>
+              <w:jc w:val="right"/>
+            </w:pPr>
+            <w:r>
+              <w:t>3.2</w:t>
+            </w:r>
+          </w:p>
+        </w:tc>
+        <w:tc>
+          <w:tcPr>
+            <w:tcW w:w="0" w:type="auto"/>
+            <w:tcBorders>
+              <w:top w:val="nil"/>
+            </w:tcBorders>
+          </w:tcPr>
+          <w:p>
+            <w:pPr>
+              <w:pStyle w:val="Compact"/>
+              <w:jc w:val="right"/>
+            </w:pPr>
+            <w:r>
+              <w:t>1.3</w:t>
+            </w:r>
+          </w:p>
+        </w:tc>
+        <w:tc>
+          <w:tcPr>
+            <w:tcW w:w="0" w:type="auto"/>
+          </w:tcPr>
+          <w:p>
+            <w:pPr>
+              <w:pStyle w:val="Compact"/>
+              <w:jc w:val="right"/>
+            </w:pPr>
+            <w:r>
+              <w:t>0.2</w:t>
+            </w:r>
+          </w:p>
+        </w:tc>
+        <w:tc>
+          <w:tcPr>
+            <w:tcW w:w="0" w:type="auto"/>
+          </w:tcPr>
+          <w:p>
+            <w:pPr>
+              <w:pStyle w:val="Compact"/>
+            </w:pPr>
+            <w:r>
+              <w:t>setosa</w:t>
+            </w:r>
+          </w:p>
+        </w:tc>
+      </w:tr>
+      <w:tr>
+        <w:tc>
+          <w:tcPr>
+            <w:tcW w:w="0" w:type="auto"/>
+          </w:tcPr>
+          <w:p>
+            <w:pPr>
+              <w:pStyle w:val="Compact"/>
+              <w:jc w:val="right"/>
+            </w:pPr>
+            <w:r>
+              <w:t>4.6</w:t>
+            </w:r>
+          </w:p>
+        </w:tc>
+        <w:tc>
+          <w:tcPr>
+            <w:tcW w:w="0" w:type="auto"/>
+          </w:tcPr>
+          <w:p>
+            <w:pPr>
+              <w:pStyle w:val="Compact"/>
+              <w:jc w:val="right"/>
+            </w:pPr>
+            <w:r>
+              <w:t>3.1</w:t>
+            </w:r>
+          </w:p>
+        </w:tc>
+        <w:tc>
+          <w:tcPr>
+            <w:tcW w:w="0" w:type="auto"/>
+          </w:tcPr>
+          <w:p>
+            <w:pPr>
+              <w:pStyle w:val="Compact"/>
+              <w:jc w:val="right"/>
+            </w:pPr>
+            <w:r>
+              <w:t>1.5</w:t>
+            </w:r>
+          </w:p>
+        </w:tc>
+        <w:tc>
+          <w:tcPr>
+            <w:tcW w:w="0" w:type="auto"/>
+          </w:tcPr>
+          <w:p>
+            <w:pPr>
+              <w:pStyle w:val="Compact"/>
+              <w:jc w:val="right"/>
+            </w:pPr>
+            <w:r>
+              <w:t>0.2</w:t>
+            </w:r>
+          </w:p>
+        </w:tc>
+        <w:tc>
+          <w:tcPr>
+            <w:tcW w:w="0" w:type="auto"/>
+          </w:tcPr>
+          <w:p>
+            <w:pPr>
+              <w:pStyle w:val="Compact"/>
+            </w:pPr>
+            <w:r>
+              <w:t>setosa</w:t>
+            </w:r>
+          </w:p>
+        </w:tc>
+      </w:tr>
+      <w:tr>
+        <w:tc>
+          <w:tcPr>
+            <w:tcW w:w="0" w:type="auto"/>
+          </w:tcPr>
+          <w:p>
+            <w:pPr>
+              <w:pStyle w:val="Compact"/>
+              <w:jc w:val="right"/>
+            </w:pPr>
+            <w:r>
+              <w:t>5.0</w:t>
+            </w:r>
+          </w:p>
+        </w:tc>
+        <w:tc>
+          <w:tcPr>
+            <w:tcW w:w="0" w:type="auto"/>
+          </w:tcPr>
+          <w:p>
+            <w:pPr>
+              <w:pStyle w:val="Compact"/>
+              <w:jc w:val="right"/>
+            </w:pPr>
+            <w:r>
+              <w:t>3.6</w:t>
+            </w:r>
+          </w:p>
+        </w:tc>
+        <w:tc>
+          <w:tcPr>
+            <w:tcW w:w="0" w:type="auto"/>
+          </w:tcPr>
+          <w:p>
+            <w:pPr>
+              <w:pStyle w:val="Compact"/>
+              <w:jc w:val="right"/>
+            </w:pPr>
+            <w:r>
+              <w:t>1.4</w:t>
+            </w:r>
+          </w:p>
+        </w:tc>
+        <w:tc>
+          <w:tcPr>
+            <w:tcW w:w="0" w:type="auto"/>
+          </w:tcPr>
+          <w:p>
+            <w:pPr>
+              <w:pStyle w:val="Compact"/>
+              <w:jc w:val="right"/>
+            </w:pPr>
+            <w:r>
+              <w:t>0.2</w:t>
+            </w:r>
+          </w:p>
+        </w:tc>
+        <w:tc>
+          <w:tcPr>
+            <w:tcW w:w="0" w:type="auto"/>
+          </w:tcPr>
+          <w:p>
+            <w:pPr>
+              <w:pStyle w:val="Compact"/>
+            </w:pPr>
+            <w:r>
+              <w:t>setosa</w:t>
+            </w:r>
+          </w:p>
+        </w:tc>
+      </w:tr>
+      <w:tr>
+        <w:tc>
+          <w:tcPr>
+            <w:tcW w:w="0" w:type="auto"/>
+          </w:tcPr>
+          <w:p>
+            <w:pPr>
+              <w:pStyle w:val="Compact"/>
+              <w:jc w:val="right"/>
+            </w:pPr>
+            <w:r>
+              <w:t>5.4</w:t>
+            </w:r>
+          </w:p>
+        </w:tc>
+        <w:tc>
+          <w:tcPr>
+            <w:tcW w:w="0" w:type="auto"/>
+          </w:tcPr>
+          <w:p>
+            <w:pPr>
+              <w:pStyle w:val="Compact"/>
+              <w:jc w:val="right"/>
+            </w:pPr>
+            <w:r>
+              <w:t>3.9</w:t>
+            </w:r>
+          </w:p>
+        </w:tc>
+        <w:tc>
+          <w:tcPr>
+            <w:tcW w:w="0" w:type="auto"/>
+          </w:tcPr>
+          <w:p>
+            <w:pPr>
+              <w:pStyle w:val="Compact"/>
+              <w:jc w:val="right"/>
+            </w:pPr>
+            <w:r>
+              <w:t>1.7</w:t>
+            </w:r>
+          </w:p>
+        </w:tc>
+        <w:tc>
+          <w:tcPr>
+            <w:tcW w:w="0" w:type="auto"/>
+          </w:tcPr>
+          <w:p>
+            <w:pPr>
+              <w:pStyle w:val="Compact"/>
+              <w:jc w:val="right"/>
+            </w:pPr>
+            <w:r>
+              <w:t>0.4</w:t>
+            </w:r>
+          </w:p>
+        </w:tc>
+        <w:tc>
+          <w:tcPr>
+            <w:tcW w:w="0" w:type="auto"/>
+          </w:tcPr>
+          <w:p>
+            <w:pPr>
+              <w:pStyle w:val="Compact"/>
+            </w:pPr>
+            <w:r>
+              <w:t>setosa</w:t>
+            </w:r>
+          </w:p>
+        </w:tc>
+      </w:tr>
+      <w:bookmarkEnd w:id="0"/>
+      <w:bookmarkEnd w:id="1"/>
+      <w:bookmarkEnd w:id="2"/>
+      <w:bookmarkEnd w:id="3"/>
+      <w:bookmarkEnd w:id="4"/>
+    </w:tbl>
+    <w:p/>
     <w:sectPr>
+      <w:footnotePr>
+        <w:numRestart w:val="eachSect"/>
+      </w:footnotePr>
       <w:pgSz w:w="12240" w:h="15840"/>
       <w:pgMar w:top="1440" w:right="1440" w:bottom="1440" w:left="1440" w:header="720" w:footer="720" w:gutter="0"/>
       <w:lnNumType w:countBy="1" w:restart="continuous"/>
       <w:cols w:space="720"/>
-      <w:docGrid w:linePitch="326"/>
     </w:sectPr>
   </w:body>
 </w:document>
 </file>
 
-<file path=word/endnotes.xml><?xml version="1.0" encoding="utf-8"?>
-<w:endnotes xmlns:wpc="http://schemas.microsoft.com/office/word/2010/wordprocessingCanvas" xmlns:cx="http://schemas.microsoft.com/office/drawing/2014/chartex" xmlns:cx1="http://schemas.microsoft.com/office/drawing/2015/9/8/chartex" xmlns:cx2="http://schemas.microsoft.com/office/drawing/2015/10/21/chartex" xmlns:cx3="http://schemas.microsoft.com/office/drawing/2016/5/9/chartex" xmlns:cx4="http://schemas.microsoft.com/office/drawing/2016/5/10/chartex" xmlns:cx5="http://schemas.microsoft.com/office/drawing/2016/5/11/chartex" xmlns:cx6="http://schemas.microsoft.com/office/drawing/2016/5/12/chartex" xmlns:cx7="http://schemas.microsoft.com/office/drawing/2016/5/13/chartex" xmlns:cx8="http://schemas.microsoft.com/office/drawing/2016/5/14/chartex" xmlns:mc="http://schemas.openxmlformats.org/markup-compatibility/2006" xmlns:aink="http://schemas.microsoft.com/office/drawing/2016/ink" xmlns:am3d="http://schemas.microsoft.com/office/drawing/2017/model3d" xmlns:o="urn:schemas-microsoft-com:office:office" xmlns:r="http://schemas.openxmlformats.org/officeDocument/2006/relationships" xmlns:m="http://schemas.openxmlformats.org/officeDocument/2006/math" xmlns:v="urn:schemas-microsoft-com:vml" xmlns:wp14="http://schemas.microsoft.com/office/word/2010/wordprocessingDrawing" xmlns:wp="http://schemas.openxmlformats.org/drawingml/2006/wordprocessingDrawing" xmlns:w10="urn:schemas-microsoft-com:office:word" xmlns:w="http://schemas.openxmlformats.org/wordprocessingml/2006/main" xmlns:w14="http://schemas.microsoft.com/office/word/2010/wordml" xmlns:w15="http://schemas.microsoft.com/office/word/2012/wordml" xmlns:w16cex="http://schemas.microsoft.com/office/word/2018/wordml/cex" xmlns:w16cid="http://schemas.microsoft.com/office/word/2016/wordml/cid" xmlns:w16="http://schemas.microsoft.com/office/word/2018/wordml" xmlns:w16se="http://schemas.microsoft.com/office/word/2015/wordml/symex" xmlns:wpg="http://schemas.microsoft.com/office/word/2010/wordprocessingGroup" xmlns:wpi="http://schemas.microsoft.com/office/word/2010/wordprocessingInk" xmlns:wne="http://schemas.microsoft.com/office/word/2006/wordml" xmlns:wps="http://schemas.microsoft.com/office/word/2010/wordprocessingShape" mc:Ignorable="w14 w15 w16se w16cid w16 w16cex wp14">
-  <w:endnote w:type="separator" w:id="-1">
-    <w:p>
-      <w:pPr>
-        <w:spacing w:after="0"/>
-      </w:pPr>
-      <w:r>
-        <w:separator/>
-      </w:r>
-    </w:p>
-  </w:endnote>
-  <w:endnote w:type="continuationSeparator" w:id="0">
-    <w:p>
-      <w:pPr>
-        <w:spacing w:after="0"/>
-      </w:pPr>
-      <w:r>
-        <w:continuationSeparator/>
-      </w:r>
-    </w:p>
-  </w:endnote>
-</w:endnotes>
-</file>
-
-<file path=word/footnotes.xml><?xml version="1.0" encoding="utf-8"?>
-<w:footnotes xmlns:wpc="http://schemas.microsoft.com/office/word/2010/wordprocessingCanvas" xmlns:cx="http://schemas.microsoft.com/office/drawing/2014/chartex" xmlns:cx1="http://schemas.microsoft.com/office/drawing/2015/9/8/chartex" xmlns:cx2="http://schemas.microsoft.com/office/drawing/2015/10/21/chartex" xmlns:cx3="http://schemas.microsoft.com/office/drawing/2016/5/9/chartex" xmlns:cx4="http://schemas.microsoft.com/office/drawing/2016/5/10/chartex" xmlns:cx5="http://schemas.microsoft.com/office/drawing/2016/5/11/chartex" xmlns:cx6="http://schemas.microsoft.com/office/drawing/2016/5/12/chartex" xmlns:cx7="http://schemas.microsoft.com/office/drawing/2016/5/13/chartex" xmlns:cx8="http://schemas.microsoft.com/office/drawing/2016/5/14/chartex" xmlns:mc="http://schemas.openxmlformats.org/markup-compatibility/2006" xmlns:aink="http://schemas.microsoft.com/office/drawing/2016/ink" xmlns:am3d="http://schemas.microsoft.com/office/drawing/2017/model3d" xmlns:o="urn:schemas-microsoft-com:office:office" xmlns:r="http://schemas.openxmlformats.org/officeDocument/2006/relationships" xmlns:m="http://schemas.openxmlformats.org/officeDocument/2006/math" xmlns:v="urn:schemas-microsoft-com:vml" xmlns:wp14="http://schemas.microsoft.com/office/word/2010/wordprocessingDrawing" xmlns:wp="http://schemas.openxmlformats.org/drawingml/2006/wordprocessingDrawing" xmlns:w10="urn:schemas-microsoft-com:office:word" xmlns:w="http://schemas.openxmlformats.org/wordprocessingml/2006/main" xmlns:w14="http://schemas.microsoft.com/office/word/2010/wordml" xmlns:w15="http://schemas.microsoft.com/office/word/2012/wordml" xmlns:w16cex="http://schemas.microsoft.com/office/word/2018/wordml/cex" xmlns:w16cid="http://schemas.microsoft.com/office/word/2016/wordml/cid" xmlns:w16="http://schemas.microsoft.com/office/word/2018/wordml" xmlns:w16se="http://schemas.microsoft.com/office/word/2015/wordml/symex" xmlns:wpg="http://schemas.microsoft.com/office/word/2010/wordprocessingGroup" xmlns:wpi="http://schemas.microsoft.com/office/word/2010/wordprocessingInk" xmlns:wne="http://schemas.microsoft.com/office/word/2006/wordml" xmlns:wps="http://schemas.microsoft.com/office/word/2010/wordprocessingShape" mc:Ignorable="w14 w15 w16se w16cid w16 w16cex wp14">
-  <w:footnote w:type="separator" w:id="-1">
-    <w:p>
-      <w:r>
-        <w:separator/>
-      </w:r>
-    </w:p>
-  </w:footnote>
-  <w:footnote w:type="continuationSeparator" w:id="0">
-    <w:p>
-      <w:r>
-        <w:continuationSeparator/>
-      </w:r>
-    </w:p>
-  </w:footnote>
-</w:footnotes>
-</file>
-
 <file path=word/numbering.xml><?xml version="1.0" encoding="utf-8"?>
-<w:numbering xmlns:wpc="http://schemas.microsoft.com/office/word/2010/wordprocessingCanvas" xmlns:cx="http://schemas.microsoft.com/office/drawing/2014/chartex" xmlns:cx1="http://schemas.microsoft.com/office/drawing/2015/9/8/chartex" xmlns:cx2="http://schemas.microsoft.com/office/drawing/2015/10/21/chartex" xmlns:cx3="http://schemas.microsoft.com/office/drawing/2016/5/9/chartex" xmlns:cx4="http://schemas.microsoft.com/office/drawing/2016/5/10/chartex" xmlns:cx5="http://schemas.microsoft.com/office/drawing/2016/5/11/chartex" xmlns:cx6="http://schemas.microsoft.com/office/drawing/2016/5/12/chartex" xmlns:cx7="http://schemas.microsoft.com/office/drawing/2016/5/13/chartex" xmlns:cx8="http://schemas.microsoft.com/office/drawing/2016/5/14/chartex" xmlns:mc="http://schemas.openxmlformats.org/markup-compatibility/2006" xmlns:aink="http://schemas.microsoft.com/office/drawing/2016/ink" xmlns:am3d="http://schemas.microsoft.com/office/drawing/2017/model3d" xmlns:o="urn:schemas-microsoft-com:office:office" xmlns:r="http://schemas.openxmlformats.org/officeDocument/2006/relationships" xmlns:m="http://schemas.openxmlformats.org/officeDocument/2006/math" xmlns:v="urn:schemas-microsoft-com:vml" xmlns:wp14="http://schemas.microsoft.com/office/word/2010/wordprocessingDrawing" xmlns:wp="http://schemas.openxmlformats.org/drawingml/2006/wordprocessingDrawing" xmlns:w10="urn:schemas-microsoft-com:office:word" xmlns:w="http://schemas.openxmlformats.org/wordprocessingml/2006/main" xmlns:w14="http://schemas.microsoft.com/office/word/2010/wordml" xmlns:w15="http://schemas.microsoft.com/office/word/2012/wordml" xmlns:w16cex="http://schemas.microsoft.com/office/word/2018/wordml/cex" xmlns:w16cid="http://schemas.microsoft.com/office/word/2016/wordml/cid" xmlns:w16="http://schemas.microsoft.com/office/word/2018/wordml" xmlns:w16se="http://schemas.microsoft.com/office/word/2015/wordml/symex" xmlns:wpg="http://schemas.microsoft.com/office/word/2010/wordprocessingGroup" xmlns:wpi="http://schemas.microsoft.com/office/word/2010/wordprocessingInk" xmlns:wne="http://schemas.microsoft.com/office/word/2006/wordml" xmlns:wps="http://schemas.microsoft.com/office/word/2010/wordprocessingShape" mc:Ignorable="w14 w15 w16se w16cid w16 w16cex wp14">
+<w:numbering xmlns:wpc="http://schemas.microsoft.com/office/word/2010/wordprocessingCanvas" xmlns:cx="http://schemas.microsoft.com/office/drawing/2014/chartex" xmlns:cx1="http://schemas.microsoft.com/office/drawing/2015/9/8/chartex" xmlns:cx2="http://schemas.microsoft.com/office/drawing/2015/10/21/chartex" xmlns:cx3="http://schemas.microsoft.com/office/drawing/2016/5/9/chartex" xmlns:cx4="http://schemas.microsoft.com/office/drawing/2016/5/10/chartex" xmlns:cx5="http://schemas.microsoft.com/office/drawing/2016/5/11/chartex" xmlns:cx6="http://schemas.microsoft.com/office/drawing/2016/5/12/chartex" xmlns:cx7="http://schemas.microsoft.com/office/drawing/2016/5/13/chartex" xmlns:cx8="http://schemas.microsoft.com/office/drawing/2016/5/14/chartex" xmlns:mc="http://schemas.openxmlformats.org/markup-compatibility/2006" xmlns:aink="http://schemas.microsoft.com/office/drawing/2016/ink" xmlns:am3d="http://schemas.microsoft.com/office/drawing/2017/model3d" xmlns:o="urn:schemas-microsoft-com:office:office" xmlns:oel="http://schemas.microsoft.com/office/2019/extlst" xmlns:r="http://schemas.openxmlformats.org/officeDocument/2006/relationships" xmlns:m="http://schemas.openxmlformats.org/officeDocument/2006/math" xmlns:v="urn:schemas-microsoft-com:vml" xmlns:wp14="http://schemas.microsoft.com/office/word/2010/wordprocessingDrawing" xmlns:wp="http://schemas.openxmlformats.org/drawingml/2006/wordprocessingDrawing" xmlns:w10="urn:schemas-microsoft-com:office:word" xmlns:w="http://schemas.openxmlformats.org/wordprocessingml/2006/main" xmlns:w14="http://schemas.microsoft.com/office/word/2010/wordml" xmlns:w15="http://schemas.microsoft.com/office/word/2012/wordml" xmlns:w16cex="http://schemas.microsoft.com/office/word/2018/wordml/cex" xmlns:w16cid="http://schemas.microsoft.com/office/word/2016/wordml/cid" xmlns:w16="http://schemas.microsoft.com/office/word/2018/wordml" xmlns:w16sdtdh="http://schemas.microsoft.com/office/word/2020/wordml/sdtdatahash" xmlns:w16se="http://schemas.microsoft.com/office/word/2015/wordml/symex" xmlns:wpg="http://schemas.microsoft.com/office/word/2010/wordprocessingGroup" xmlns:wpi="http://schemas.microsoft.com/office/word/2010/wordprocessingInk" xmlns:wne="http://schemas.microsoft.com/office/word/2006/wordml" xmlns:wps="http://schemas.microsoft.com/office/word/2010/wordprocessingShape" mc:Ignorable="w14 w15 w16se w16cid w16 w16cex w16sdtdh wp14">
   <w:abstractNum w:abstractNumId="0" w15:restartNumberingAfterBreak="0">
-    <w:nsid w:val="95C299B2"/>
+    <w:nsid w:val="0000A990"/>
     <w:multiLevelType w:val="multilevel"/>
-    <w:tmpl w:val="4A32D3E4"/>
-    <w:lvl w:ilvl="0">
-      <w:numFmt w:val="bullet"/>
-      <w:lvlText w:val="•"/>
-      <w:lvlJc w:val="left"/>
-      <w:pPr>
-        <w:tabs>
-          <w:tab w:val="num" w:pos="0"/>
-        </w:tabs>
-        <w:ind w:left="480" w:hanging="480"/>
-      </w:pPr>
-    </w:lvl>
-    <w:lvl w:ilvl="1">
-      <w:numFmt w:val="bullet"/>
-      <w:lvlText w:val="–"/>
-      <w:lvlJc w:val="left"/>
-      <w:pPr>
-        <w:tabs>
-          <w:tab w:val="num" w:pos="720"/>
-        </w:tabs>
-        <w:ind w:left="1200" w:hanging="480"/>
-      </w:pPr>
-    </w:lvl>
-    <w:lvl w:ilvl="2">
-      <w:numFmt w:val="bullet"/>
-      <w:lvlText w:val="•"/>
-      <w:lvlJc w:val="left"/>
-      <w:pPr>
-        <w:tabs>
-          <w:tab w:val="num" w:pos="1440"/>
-        </w:tabs>
-        <w:ind w:left="1920" w:hanging="480"/>
-      </w:pPr>
-    </w:lvl>
-    <w:lvl w:ilvl="3">
-      <w:numFmt w:val="bullet"/>
-      <w:lvlText w:val="–"/>
-      <w:lvlJc w:val="left"/>
-      <w:pPr>
-        <w:tabs>
-          <w:tab w:val="num" w:pos="2160"/>
-        </w:tabs>
-        <w:ind w:left="2640" w:hanging="480"/>
-      </w:pPr>
-    </w:lvl>
-    <w:lvl w:ilvl="4">
-      <w:numFmt w:val="bullet"/>
-      <w:lvlText w:val="•"/>
-      <w:lvlJc w:val="left"/>
-      <w:pPr>
-        <w:tabs>
-          <w:tab w:val="num" w:pos="2880"/>
-        </w:tabs>
-        <w:ind w:left="3360" w:hanging="480"/>
-      </w:pPr>
-    </w:lvl>
-    <w:lvl w:ilvl="5">
-      <w:numFmt w:val="bullet"/>
-      <w:lvlText w:val="–"/>
-      <w:lvlJc w:val="left"/>
-      <w:pPr>
-        <w:tabs>
-          <w:tab w:val="num" w:pos="3600"/>
-        </w:tabs>
-        <w:ind w:left="4080" w:hanging="480"/>
-      </w:pPr>
-    </w:lvl>
-    <w:lvl w:ilvl="6">
-      <w:numFmt w:val="bullet"/>
-      <w:lvlText w:val="•"/>
-      <w:lvlJc w:val="left"/>
-      <w:pPr>
-        <w:tabs>
-          <w:tab w:val="num" w:pos="4320"/>
-        </w:tabs>
-        <w:ind w:left="4800" w:hanging="480"/>
-      </w:pPr>
-    </w:lvl>
-    <w:lvl w:ilvl="7">
-      <w:numFmt w:val="decimal"/>
-      <w:lvlText w:val=""/>
-      <w:lvlJc w:val="left"/>
-    </w:lvl>
-    <w:lvl w:ilvl="8">
-      <w:numFmt w:val="decimal"/>
-      <w:lvlText w:val=""/>
-      <w:lvlJc w:val="left"/>
-    </w:lvl>
-  </w:abstractNum>
-  <w:abstractNum w:abstractNumId="1" w15:restartNumberingAfterBreak="0">
-    <w:nsid w:val="A7FBC57F"/>
-    <w:multiLevelType w:val="multilevel"/>
-    <w:tmpl w:val="313AFBD8"/>
+    <w:tmpl w:val="BFD048D6"/>
     <w:lvl w:ilvl="0">
       <w:numFmt w:val="bullet"/>
       <w:lvlText w:val=" "/>
       <w:lvlJc w:val="left"/>
       <w:pPr>
-        <w:tabs>
-          <w:tab w:val="num" w:pos="0"/>
-        </w:tabs>
-        <w:ind w:left="480" w:hanging="480"/>
+        <w:ind w:left="720" w:hanging="360"/>
       </w:pPr>
     </w:lvl>
     <w:lvl w:ilvl="1">
@@ -387,10 +799,7 @@
       <w:lvlText w:val=" "/>
       <w:lvlJc w:val="left"/>
       <w:pPr>
-        <w:tabs>
-          <w:tab w:val="num" w:pos="720"/>
-        </w:tabs>
-        <w:ind w:left="1200" w:hanging="480"/>
+        <w:ind w:left="1440" w:hanging="360"/>
       </w:pPr>
     </w:lvl>
     <w:lvl w:ilvl="2">
@@ -398,10 +807,7 @@
       <w:lvlText w:val=" "/>
       <w:lvlJc w:val="left"/>
       <w:pPr>
-        <w:tabs>
-          <w:tab w:val="num" w:pos="1440"/>
-        </w:tabs>
-        <w:ind w:left="1920" w:hanging="480"/>
+        <w:ind w:left="2160" w:hanging="360"/>
       </w:pPr>
     </w:lvl>
     <w:lvl w:ilvl="3">
@@ -409,10 +815,7 @@
       <w:lvlText w:val=" "/>
       <w:lvlJc w:val="left"/>
       <w:pPr>
-        <w:tabs>
-          <w:tab w:val="num" w:pos="2160"/>
-        </w:tabs>
-        <w:ind w:left="2640" w:hanging="480"/>
+        <w:ind w:left="2880" w:hanging="360"/>
       </w:pPr>
     </w:lvl>
     <w:lvl w:ilvl="4">
@@ -420,10 +823,7 @@
       <w:lvlText w:val=" "/>
       <w:lvlJc w:val="left"/>
       <w:pPr>
-        <w:tabs>
-          <w:tab w:val="num" w:pos="2880"/>
-        </w:tabs>
-        <w:ind w:left="3360" w:hanging="480"/>
+        <w:ind w:left="3600" w:hanging="360"/>
       </w:pPr>
     </w:lvl>
     <w:lvl w:ilvl="5">
@@ -431,10 +831,7 @@
       <w:lvlText w:val=" "/>
       <w:lvlJc w:val="left"/>
       <w:pPr>
-        <w:tabs>
-          <w:tab w:val="num" w:pos="3600"/>
-        </w:tabs>
-        <w:ind w:left="4080" w:hanging="480"/>
+        <w:ind w:left="4320" w:hanging="360"/>
       </w:pPr>
     </w:lvl>
     <w:lvl w:ilvl="6">
@@ -442,136 +839,148 @@
       <w:lvlText w:val=" "/>
       <w:lvlJc w:val="left"/>
       <w:pPr>
-        <w:tabs>
-          <w:tab w:val="num" w:pos="4320"/>
-        </w:tabs>
-        <w:ind w:left="4800" w:hanging="480"/>
+        <w:ind w:left="5040" w:hanging="360"/>
       </w:pPr>
     </w:lvl>
     <w:lvl w:ilvl="7">
-      <w:numFmt w:val="decimal"/>
-      <w:lvlText w:val=""/>
-      <w:lvlJc w:val="left"/>
-    </w:lvl>
-    <w:lvl w:ilvl="8">
-      <w:numFmt w:val="decimal"/>
-      <w:lvlText w:val=""/>
-      <w:lvlJc w:val="left"/>
-    </w:lvl>
-  </w:abstractNum>
-  <w:abstractNum w:abstractNumId="2" w15:restartNumberingAfterBreak="0">
-    <w:nsid w:val="E17F69BA"/>
-    <w:multiLevelType w:val="multilevel"/>
-    <w:tmpl w:val="62AA6D94"/>
-    <w:lvl w:ilvl="0">
       <w:numFmt w:val="bullet"/>
       <w:lvlText w:val=" "/>
       <w:lvlJc w:val="left"/>
       <w:pPr>
-        <w:tabs>
-          <w:tab w:val="num" w:pos="0"/>
-        </w:tabs>
-        <w:ind w:left="480" w:hanging="480"/>
-      </w:pPr>
+        <w:ind w:left="5760" w:hanging="360"/>
+      </w:pPr>
+    </w:lvl>
+    <w:lvl w:ilvl="8">
+      <w:numFmt w:val="bullet"/>
+      <w:lvlText w:val=" "/>
+      <w:lvlJc w:val="left"/>
+      <w:pPr>
+        <w:ind w:left="6480" w:hanging="360"/>
+      </w:pPr>
+    </w:lvl>
+  </w:abstractNum>
+  <w:abstractNum w:abstractNumId="1" w15:restartNumberingAfterBreak="0">
+    <w:nsid w:val="0000A991"/>
+    <w:multiLevelType w:val="multilevel"/>
+    <w:tmpl w:val="E4B22674"/>
+    <w:lvl w:ilvl="0">
+      <w:numFmt w:val="bullet"/>
+      <w:lvlText w:val=""/>
+      <w:lvlJc w:val="left"/>
+      <w:pPr>
+        <w:ind w:left="720" w:hanging="360"/>
+      </w:pPr>
+      <w:rPr>
+        <w:rFonts w:ascii="Symbol" w:hAnsi="Symbol" w:cs="Symbol" w:hint="default"/>
+      </w:rPr>
     </w:lvl>
     <w:lvl w:ilvl="1">
       <w:numFmt w:val="bullet"/>
-      <w:lvlText w:val=" "/>
+      <w:lvlText w:val="o"/>
       <w:lvlJc w:val="left"/>
       <w:pPr>
-        <w:tabs>
-          <w:tab w:val="num" w:pos="720"/>
-        </w:tabs>
-        <w:ind w:left="1200" w:hanging="480"/>
-      </w:pPr>
+        <w:ind w:left="1440" w:hanging="360"/>
+      </w:pPr>
+      <w:rPr>
+        <w:rFonts w:ascii="Courier New" w:hAnsi="Courier New" w:cs="Courier New" w:hint="default"/>
+      </w:rPr>
     </w:lvl>
     <w:lvl w:ilvl="2">
       <w:numFmt w:val="bullet"/>
-      <w:lvlText w:val=" "/>
+      <w:lvlText w:val=""/>
       <w:lvlJc w:val="left"/>
       <w:pPr>
-        <w:tabs>
-          <w:tab w:val="num" w:pos="1440"/>
-        </w:tabs>
-        <w:ind w:left="1920" w:hanging="480"/>
-      </w:pPr>
+        <w:ind w:left="2160" w:hanging="360"/>
+      </w:pPr>
+      <w:rPr>
+        <w:rFonts w:ascii="Wingdings" w:hAnsi="Wingdings" w:cs="Wingdings" w:hint="default"/>
+      </w:rPr>
     </w:lvl>
     <w:lvl w:ilvl="3">
       <w:numFmt w:val="bullet"/>
-      <w:lvlText w:val=" "/>
+      <w:lvlText w:val=""/>
       <w:lvlJc w:val="left"/>
       <w:pPr>
-        <w:tabs>
-          <w:tab w:val="num" w:pos="2160"/>
-        </w:tabs>
-        <w:ind w:left="2640" w:hanging="480"/>
-      </w:pPr>
+        <w:ind w:left="2880" w:hanging="360"/>
+      </w:pPr>
+      <w:rPr>
+        <w:rFonts w:ascii="Symbol" w:hAnsi="Symbol" w:cs="Symbol" w:hint="default"/>
+      </w:rPr>
     </w:lvl>
     <w:lvl w:ilvl="4">
       <w:numFmt w:val="bullet"/>
-      <w:lvlText w:val=" "/>
+      <w:lvlText w:val="o"/>
       <w:lvlJc w:val="left"/>
       <w:pPr>
-        <w:tabs>
-          <w:tab w:val="num" w:pos="2880"/>
-        </w:tabs>
-        <w:ind w:left="3360" w:hanging="480"/>
-      </w:pPr>
+        <w:ind w:left="3600" w:hanging="360"/>
+      </w:pPr>
+      <w:rPr>
+        <w:rFonts w:ascii="Courier New" w:hAnsi="Courier New" w:cs="Courier New" w:hint="default"/>
+      </w:rPr>
     </w:lvl>
     <w:lvl w:ilvl="5">
       <w:numFmt w:val="bullet"/>
-      <w:lvlText w:val=" "/>
+      <w:lvlText w:val=""/>
       <w:lvlJc w:val="left"/>
       <w:pPr>
-        <w:tabs>
-          <w:tab w:val="num" w:pos="3600"/>
-        </w:tabs>
-        <w:ind w:left="4080" w:hanging="480"/>
-      </w:pPr>
+        <w:ind w:left="4320" w:hanging="360"/>
+      </w:pPr>
+      <w:rPr>
+        <w:rFonts w:ascii="Wingdings" w:hAnsi="Wingdings" w:cs="Wingdings" w:hint="default"/>
+      </w:rPr>
     </w:lvl>
     <w:lvl w:ilvl="6">
       <w:numFmt w:val="bullet"/>
-      <w:lvlText w:val=" "/>
+      <w:lvlText w:val=""/>
       <w:lvlJc w:val="left"/>
       <w:pPr>
-        <w:tabs>
-          <w:tab w:val="num" w:pos="4320"/>
-        </w:tabs>
-        <w:ind w:left="4800" w:hanging="480"/>
-      </w:pPr>
+        <w:ind w:left="5040" w:hanging="360"/>
+      </w:pPr>
+      <w:rPr>
+        <w:rFonts w:ascii="Symbol" w:hAnsi="Symbol" w:cs="Symbol" w:hint="default"/>
+      </w:rPr>
     </w:lvl>
     <w:lvl w:ilvl="7">
-      <w:numFmt w:val="decimal"/>
-      <w:lvlText w:val=""/>
+      <w:numFmt w:val="bullet"/>
+      <w:lvlText w:val="o"/>
       <w:lvlJc w:val="left"/>
+      <w:pPr>
+        <w:ind w:left="5760" w:hanging="360"/>
+      </w:pPr>
+      <w:rPr>
+        <w:rFonts w:ascii="Courier New" w:hAnsi="Courier New" w:cs="Courier New" w:hint="default"/>
+      </w:rPr>
     </w:lvl>
     <w:lvl w:ilvl="8">
-      <w:numFmt w:val="decimal"/>
-      <w:lvlText w:val=""/>
+      <w:numFmt w:val="bullet"/>
+      <w:lvlText w:val=""/>
       <w:lvlJc w:val="left"/>
+      <w:pPr>
+        <w:ind w:left="6480" w:hanging="360"/>
+      </w:pPr>
+      <w:rPr>
+        <w:rFonts w:ascii="Wingdings" w:hAnsi="Wingdings" w:cs="Wingdings" w:hint="default"/>
+      </w:rPr>
     </w:lvl>
   </w:abstractNum>
-  <w:num w:numId="1">
-    <w:abstractNumId w:val="2"/>
+  <w:num w:numId="1" w16cid:durableId="1357734625">
+    <w:abstractNumId w:val="0"/>
   </w:num>
-  <w:num w:numId="2">
+  <w:num w:numId="2" w16cid:durableId="488792786">
     <w:abstractNumId w:val="1"/>
-  </w:num>
-  <w:num w:numId="3">
-    <w:abstractNumId w:val="0"/>
   </w:num>
 </w:numbering>
 </file>
 
 <file path=word/styles.xml><?xml version="1.0" encoding="utf-8"?>
-<w:styles xmlns:mc="http://schemas.openxmlformats.org/markup-compatibility/2006" xmlns:r="http://schemas.openxmlformats.org/officeDocument/2006/relationships" xmlns:w="http://schemas.openxmlformats.org/wordprocessingml/2006/main" xmlns:w14="http://schemas.microsoft.com/office/word/2010/wordml" xmlns:w15="http://schemas.microsoft.com/office/word/2012/wordml" xmlns:w16cex="http://schemas.microsoft.com/office/word/2018/wordml/cex" xmlns:w16cid="http://schemas.microsoft.com/office/word/2016/wordml/cid" xmlns:w16="http://schemas.microsoft.com/office/word/2018/wordml" xmlns:w16se="http://schemas.microsoft.com/office/word/2015/wordml/symex" mc:Ignorable="w14 w15 w16se w16cid w16 w16cex">
+<w:styles xmlns:mc="http://schemas.openxmlformats.org/markup-compatibility/2006" xmlns:r="http://schemas.openxmlformats.org/officeDocument/2006/relationships" xmlns:w="http://schemas.openxmlformats.org/wordprocessingml/2006/main" xmlns:w14="http://schemas.microsoft.com/office/word/2010/wordml" xmlns:w15="http://schemas.microsoft.com/office/word/2012/wordml" xmlns:w16cex="http://schemas.microsoft.com/office/word/2018/wordml/cex" xmlns:w16cid="http://schemas.microsoft.com/office/word/2016/wordml/cid" xmlns:w16="http://schemas.microsoft.com/office/word/2018/wordml" xmlns:w16sdtdh="http://schemas.microsoft.com/office/word/2020/wordml/sdtdatahash" xmlns:w16se="http://schemas.microsoft.com/office/word/2015/wordml/symex" mc:Ignorable="w14 w15 w16se w16cid w16 w16cex w16sdtdh">
   <w:docDefaults>
     <w:rPrDefault>
       <w:rPr>
-        <w:rFonts w:asciiTheme="minorHAnsi" w:eastAsiaTheme="minorHAnsi" w:hAnsiTheme="minorHAnsi" w:cstheme="minorBidi"/>
+        <w:rFonts w:asciiTheme="minorHAnsi" w:eastAsiaTheme="minorEastAsia" w:hAnsiTheme="minorHAnsi" w:cstheme="minorBidi"/>
         <w:sz w:val="24"/>
         <w:szCs w:val="24"/>
-        <w:lang w:val="en-US" w:eastAsia="en-US" w:bidi="ar-SA"/>
+        <w:lang w:val="en-US" w:eastAsia="zh-CN" w:bidi="ar-SA"/>
       </w:rPr>
     </w:rPrDefault>
     <w:pPrDefault>
@@ -581,104 +990,7 @@
     </w:pPrDefault>
   </w:docDefaults>
   <w:latentStyles w:defLockedState="0" w:defUIPriority="0" w:defSemiHidden="0" w:defUnhideWhenUsed="0" w:defQFormat="0" w:count="376">
-    <w:lsdException w:name="heading 2" w:semiHidden="1" w:unhideWhenUsed="1"/>
-    <w:lsdException w:name="heading 3" w:semiHidden="1" w:unhideWhenUsed="1"/>
-    <w:lsdException w:name="heading 4" w:semiHidden="1" w:unhideWhenUsed="1"/>
-    <w:lsdException w:name="heading 5" w:semiHidden="1" w:unhideWhenUsed="1"/>
-    <w:lsdException w:name="heading 6" w:semiHidden="1" w:unhideWhenUsed="1"/>
-    <w:lsdException w:name="heading 7" w:semiHidden="1" w:unhideWhenUsed="1"/>
-    <w:lsdException w:name="heading 8" w:semiHidden="1" w:unhideWhenUsed="1"/>
-    <w:lsdException w:name="heading 9" w:semiHidden="1" w:unhideWhenUsed="1"/>
-    <w:lsdException w:name="index 1" w:semiHidden="1" w:unhideWhenUsed="1"/>
-    <w:lsdException w:name="index 2" w:semiHidden="1" w:unhideWhenUsed="1"/>
-    <w:lsdException w:name="index 3" w:semiHidden="1" w:unhideWhenUsed="1"/>
-    <w:lsdException w:name="index 4" w:semiHidden="1" w:unhideWhenUsed="1"/>
-    <w:lsdException w:name="index 5" w:semiHidden="1" w:unhideWhenUsed="1"/>
-    <w:lsdException w:name="index 6" w:semiHidden="1" w:unhideWhenUsed="1"/>
-    <w:lsdException w:name="index 7" w:semiHidden="1" w:unhideWhenUsed="1"/>
-    <w:lsdException w:name="index 8" w:semiHidden="1" w:unhideWhenUsed="1"/>
-    <w:lsdException w:name="index 9" w:semiHidden="1" w:unhideWhenUsed="1"/>
-    <w:lsdException w:name="toc 1" w:semiHidden="1" w:unhideWhenUsed="1"/>
-    <w:lsdException w:name="toc 2" w:semiHidden="1" w:unhideWhenUsed="1"/>
-    <w:lsdException w:name="toc 3" w:semiHidden="1" w:unhideWhenUsed="1"/>
-    <w:lsdException w:name="toc 4" w:semiHidden="1" w:unhideWhenUsed="1"/>
-    <w:lsdException w:name="toc 5" w:semiHidden="1" w:unhideWhenUsed="1"/>
-    <w:lsdException w:name="toc 6" w:semiHidden="1" w:unhideWhenUsed="1"/>
-    <w:lsdException w:name="toc 7" w:semiHidden="1" w:unhideWhenUsed="1"/>
-    <w:lsdException w:name="toc 8" w:semiHidden="1" w:unhideWhenUsed="1"/>
-    <w:lsdException w:name="toc 9" w:semiHidden="1" w:unhideWhenUsed="1"/>
-    <w:lsdException w:name="Normal Indent" w:semiHidden="1" w:unhideWhenUsed="1"/>
-    <w:lsdException w:name="footnote text" w:semiHidden="1" w:unhideWhenUsed="1"/>
-    <w:lsdException w:name="annotation text" w:semiHidden="1" w:unhideWhenUsed="1"/>
-    <w:lsdException w:name="header" w:semiHidden="1" w:unhideWhenUsed="1"/>
-    <w:lsdException w:name="footer" w:semiHidden="1" w:unhideWhenUsed="1"/>
-    <w:lsdException w:name="index heading" w:semiHidden="1" w:unhideWhenUsed="1"/>
-    <w:lsdException w:name="caption" w:semiHidden="1" w:unhideWhenUsed="1"/>
-    <w:lsdException w:name="table of figures" w:semiHidden="1" w:unhideWhenUsed="1"/>
-    <w:lsdException w:name="envelope address" w:semiHidden="1" w:unhideWhenUsed="1"/>
-    <w:lsdException w:name="envelope return" w:semiHidden="1" w:unhideWhenUsed="1"/>
-    <w:lsdException w:name="footnote reference" w:semiHidden="1" w:unhideWhenUsed="1"/>
-    <w:lsdException w:name="annotation reference" w:semiHidden="1" w:unhideWhenUsed="1"/>
-    <w:lsdException w:name="line number" w:semiHidden="1" w:unhideWhenUsed="1"/>
-    <w:lsdException w:name="page number" w:semiHidden="1" w:unhideWhenUsed="1"/>
-    <w:lsdException w:name="endnote reference" w:semiHidden="1" w:unhideWhenUsed="1"/>
-    <w:lsdException w:name="endnote text" w:semiHidden="1" w:unhideWhenUsed="1"/>
-    <w:lsdException w:name="macro" w:semiHidden="1" w:unhideWhenUsed="1"/>
-    <w:lsdException w:name="toa heading" w:semiHidden="1" w:unhideWhenUsed="1"/>
-    <w:lsdException w:name="List Number" w:semiHidden="1" w:unhideWhenUsed="1"/>
-    <w:lsdException w:name="List 2" w:semiHidden="1" w:unhideWhenUsed="1"/>
-    <w:lsdException w:name="List 3" w:semiHidden="1" w:unhideWhenUsed="1"/>
-    <w:lsdException w:name="List 4" w:semiHidden="1" w:unhideWhenUsed="1"/>
-    <w:lsdException w:name="List 5" w:semiHidden="1" w:unhideWhenUsed="1"/>
-    <w:lsdException w:name="List Bullet 2" w:semiHidden="1" w:unhideWhenUsed="1"/>
-    <w:lsdException w:name="List Bullet 3" w:semiHidden="1" w:unhideWhenUsed="1"/>
-    <w:lsdException w:name="List Bullet 4" w:semiHidden="1" w:unhideWhenUsed="1"/>
-    <w:lsdException w:name="List Bullet 5" w:semiHidden="1" w:unhideWhenUsed="1"/>
-    <w:lsdException w:name="List Number 2" w:semiHidden="1" w:unhideWhenUsed="1"/>
-    <w:lsdException w:name="List Number 3" w:semiHidden="1" w:unhideWhenUsed="1"/>
-    <w:lsdException w:name="List Number 4" w:semiHidden="1" w:unhideWhenUsed="1"/>
-    <w:lsdException w:name="List Number 5" w:semiHidden="1" w:unhideWhenUsed="1"/>
-    <w:lsdException w:name="Closing" w:semiHidden="1" w:unhideWhenUsed="1"/>
-    <w:lsdException w:name="Signature" w:semiHidden="1" w:unhideWhenUsed="1"/>
-    <w:lsdException w:name="Default Paragraph Font" w:semiHidden="1" w:unhideWhenUsed="1"/>
-    <w:lsdException w:name="Body Text" w:semiHidden="1" w:unhideWhenUsed="1"/>
-    <w:lsdException w:name="Body Text Indent" w:semiHidden="1" w:unhideWhenUsed="1"/>
-    <w:lsdException w:name="List Continue" w:semiHidden="1" w:unhideWhenUsed="1"/>
-    <w:lsdException w:name="Message Header" w:semiHidden="1" w:unhideWhenUsed="1"/>
-    <w:lsdException w:name="Salutation" w:semiHidden="1" w:unhideWhenUsed="1"/>
-    <w:lsdException w:name="Date" w:semiHidden="1" w:unhideWhenUsed="1"/>
-    <w:lsdException w:name="Body Text First Indent" w:semiHidden="1" w:unhideWhenUsed="1"/>
-    <w:lsdException w:name="Body Text First Indent 2" w:semiHidden="1" w:unhideWhenUsed="1"/>
-    <w:lsdException w:name="Note Heading" w:semiHidden="1" w:unhideWhenUsed="1"/>
-    <w:lsdException w:name="Body Text 2" w:semiHidden="1" w:unhideWhenUsed="1"/>
-    <w:lsdException w:name="Body Text 3" w:semiHidden="1" w:unhideWhenUsed="1"/>
-    <w:lsdException w:name="Body Text Indent 2" w:semiHidden="1" w:unhideWhenUsed="1"/>
-    <w:lsdException w:name="Body Text Indent 3" w:semiHidden="1" w:unhideWhenUsed="1"/>
-    <w:lsdException w:name="Block Text" w:semiHidden="1" w:unhideWhenUsed="1"/>
-    <w:lsdException w:name="Hyperlink" w:semiHidden="1" w:unhideWhenUsed="1"/>
-    <w:lsdException w:name="FollowedHyperlink" w:semiHidden="1" w:unhideWhenUsed="1"/>
-    <w:lsdException w:name="Document Map" w:semiHidden="1" w:unhideWhenUsed="1"/>
-    <w:lsdException w:name="Plain Text" w:semiHidden="1" w:unhideWhenUsed="1"/>
-    <w:lsdException w:name="E-mail Signature" w:semiHidden="1" w:unhideWhenUsed="1"/>
-    <w:lsdException w:name="HTML Top of Form" w:semiHidden="1" w:unhideWhenUsed="1"/>
-    <w:lsdException w:name="HTML Bottom of Form" w:semiHidden="1" w:unhideWhenUsed="1"/>
-    <w:lsdException w:name="Normal (Web)" w:semiHidden="1" w:unhideWhenUsed="1"/>
-    <w:lsdException w:name="HTML Acronym" w:semiHidden="1" w:unhideWhenUsed="1"/>
-    <w:lsdException w:name="HTML Address" w:semiHidden="1" w:unhideWhenUsed="1"/>
-    <w:lsdException w:name="HTML Cite" w:semiHidden="1" w:unhideWhenUsed="1"/>
-    <w:lsdException w:name="HTML Code" w:semiHidden="1" w:unhideWhenUsed="1"/>
-    <w:lsdException w:name="HTML Definition" w:semiHidden="1" w:unhideWhenUsed="1"/>
-    <w:lsdException w:name="HTML Keyboard" w:semiHidden="1" w:unhideWhenUsed="1"/>
-    <w:lsdException w:name="HTML Preformatted" w:semiHidden="1" w:unhideWhenUsed="1"/>
-    <w:lsdException w:name="HTML Sample" w:semiHidden="1" w:unhideWhenUsed="1"/>
-    <w:lsdException w:name="HTML Typewriter" w:semiHidden="1" w:unhideWhenUsed="1"/>
-    <w:lsdException w:name="HTML Variable" w:semiHidden="1" w:unhideWhenUsed="1"/>
     <w:lsdException w:name="Normal Table" w:semiHidden="1" w:unhideWhenUsed="1"/>
-    <w:lsdException w:name="annotation subject" w:semiHidden="1" w:unhideWhenUsed="1"/>
-    <w:lsdException w:name="No List" w:semiHidden="1" w:unhideWhenUsed="1"/>
-    <w:lsdException w:name="Outline List 1" w:semiHidden="1" w:unhideWhenUsed="1"/>
-    <w:lsdException w:name="Outline List 2" w:semiHidden="1" w:unhideWhenUsed="1"/>
-    <w:lsdException w:name="Outline List 3" w:semiHidden="1" w:unhideWhenUsed="1"/>
     <w:lsdException w:name="Table Simple 1" w:semiHidden="1" w:unhideWhenUsed="1"/>
     <w:lsdException w:name="Table Simple 2" w:semiHidden="1" w:unhideWhenUsed="1"/>
     <w:lsdException w:name="Table Simple 3" w:semiHidden="1" w:unhideWhenUsed="1"/>
@@ -719,6 +1031,9 @@
     <w:lsdException w:name="Table Subtle 1" w:semiHidden="1" w:unhideWhenUsed="1"/>
     <w:lsdException w:name="Table Subtle 2" w:semiHidden="1" w:unhideWhenUsed="1"/>
     <w:lsdException w:name="Table Web 1" w:semiHidden="1" w:unhideWhenUsed="1"/>
+    <w:lsdException w:name="Table Web 2" w:semiHidden="1" w:unhideWhenUsed="1"/>
+    <w:lsdException w:name="Table Web 3" w:semiHidden="1" w:unhideWhenUsed="1"/>
+    <w:lsdException w:name="Table Theme" w:semiHidden="1" w:unhideWhenUsed="1"/>
     <w:lsdException w:name="Light Shading"/>
     <w:lsdException w:name="Light List"/>
     <w:lsdException w:name="Light Grid"/>
@@ -739,7 +1054,6 @@
     <w:lsdException w:name="Medium Shading 1 Accent 1"/>
     <w:lsdException w:name="Medium Shading 2 Accent 1"/>
     <w:lsdException w:name="Medium List 1 Accent 1"/>
-    <w:lsdException w:name="Revision" w:semiHidden="1"/>
     <w:lsdException w:name="Medium List 2 Accent 1"/>
     <w:lsdException w:name="Medium Grid 1 Accent 1"/>
     <w:lsdException w:name="Medium Grid 2 Accent 1"/>
@@ -818,15 +1132,6 @@
     <w:lsdException w:name="Colorful Shading Accent 6"/>
     <w:lsdException w:name="Colorful List Accent 6"/>
     <w:lsdException w:name="Colorful Grid Accent 6"/>
-    <w:lsdException w:name="Plain Table 1" w:uiPriority="41"/>
-    <w:lsdException w:name="Plain Table 2" w:uiPriority="42"/>
-    <w:lsdException w:name="Plain Table 3" w:uiPriority="43"/>
-    <w:lsdException w:name="Plain Table 4" w:uiPriority="44"/>
-    <w:lsdException w:name="Plain Table 5" w:uiPriority="45"/>
-    <w:lsdException w:name="Grid Table Light" w:uiPriority="40"/>
-    <w:lsdException w:name="Grid Table 1 Light" w:uiPriority="46"/>
-    <w:lsdException w:name="Grid Table 2" w:uiPriority="47"/>
-    <w:lsdException w:name="Grid Table 3" w:uiPriority="48"/>
     <w:lsdException w:name="Grid Table 4" w:uiPriority="49"/>
     <w:lsdException w:name="Grid Table 5 Dark" w:uiPriority="50"/>
     <w:lsdException w:name="Grid Table 6 Colorful" w:uiPriority="51"/>
@@ -936,41 +1241,42 @@
     <w:name w:val="heading 1"/>
     <w:basedOn w:val="Normal"/>
     <w:next w:val="BodyText"/>
+    <w:link w:val="Heading1Char"/>
     <w:uiPriority w:val="9"/>
     <w:qFormat/>
+    <w:rsid w:val="00A10FD9"/>
     <w:pPr>
       <w:keepNext/>
       <w:keepLines/>
-      <w:spacing w:before="480" w:after="0"/>
+      <w:spacing w:before="360" w:after="80"/>
       <w:outlineLvl w:val="0"/>
     </w:pPr>
     <w:rPr>
       <w:rFonts w:asciiTheme="majorHAnsi" w:eastAsiaTheme="majorEastAsia" w:hAnsiTheme="majorHAnsi" w:cstheme="majorBidi"/>
-      <w:b/>
-      <w:bCs/>
-      <w:color w:val="345A8A" w:themeColor="accent1" w:themeShade="B5"/>
-      <w:sz w:val="32"/>
-      <w:szCs w:val="32"/>
+      <w:color w:val="0F4761" w:themeColor="accent1" w:themeShade="BF"/>
+      <w:sz w:val="40"/>
+      <w:szCs w:val="40"/>
     </w:rPr>
   </w:style>
   <w:style w:type="paragraph" w:styleId="Heading2">
     <w:name w:val="heading 2"/>
     <w:basedOn w:val="Normal"/>
     <w:next w:val="BodyText"/>
+    <w:link w:val="Heading2Char"/>
     <w:uiPriority w:val="9"/>
+    <w:semiHidden/>
     <w:unhideWhenUsed/>
     <w:qFormat/>
+    <w:rsid w:val="00A10FD9"/>
     <w:pPr>
       <w:keepNext/>
       <w:keepLines/>
-      <w:spacing w:before="200" w:after="0"/>
+      <w:spacing w:before="160" w:after="80"/>
       <w:outlineLvl w:val="1"/>
     </w:pPr>
     <w:rPr>
       <w:rFonts w:asciiTheme="majorHAnsi" w:eastAsiaTheme="majorEastAsia" w:hAnsiTheme="majorHAnsi" w:cstheme="majorBidi"/>
-      <w:b/>
-      <w:bCs/>
-      <w:color w:val="4F81BD" w:themeColor="accent1"/>
+      <w:color w:val="0F4761" w:themeColor="accent1" w:themeShade="BF"/>
       <w:sz w:val="32"/>
       <w:szCs w:val="32"/>
     </w:rPr>
@@ -979,20 +1285,21 @@
     <w:name w:val="heading 3"/>
     <w:basedOn w:val="Normal"/>
     <w:next w:val="BodyText"/>
+    <w:link w:val="Heading3Char"/>
     <w:uiPriority w:val="9"/>
+    <w:semiHidden/>
     <w:unhideWhenUsed/>
     <w:qFormat/>
+    <w:rsid w:val="00A10FD9"/>
     <w:pPr>
       <w:keepNext/>
       <w:keepLines/>
-      <w:spacing w:before="200" w:after="0"/>
+      <w:spacing w:before="160" w:after="80"/>
       <w:outlineLvl w:val="2"/>
     </w:pPr>
     <w:rPr>
-      <w:rFonts w:asciiTheme="majorHAnsi" w:eastAsiaTheme="majorEastAsia" w:hAnsiTheme="majorHAnsi" w:cstheme="majorBidi"/>
-      <w:b/>
-      <w:bCs/>
-      <w:color w:val="4F81BD" w:themeColor="accent1"/>
+      <w:rFonts w:eastAsiaTheme="majorEastAsia" w:cstheme="majorBidi"/>
+      <w:color w:val="0F4761" w:themeColor="accent1" w:themeShade="BF"/>
       <w:sz w:val="28"/>
       <w:szCs w:val="28"/>
     </w:rPr>
@@ -1001,61 +1308,134 @@
     <w:name w:val="heading 4"/>
     <w:basedOn w:val="Normal"/>
     <w:next w:val="BodyText"/>
+    <w:link w:val="Heading4Char"/>
     <w:uiPriority w:val="9"/>
+    <w:semiHidden/>
     <w:unhideWhenUsed/>
     <w:qFormat/>
+    <w:rsid w:val="00A10FD9"/>
     <w:pPr>
       <w:keepNext/>
       <w:keepLines/>
-      <w:spacing w:before="200" w:after="0"/>
+      <w:spacing w:before="80" w:after="40"/>
       <w:outlineLvl w:val="3"/>
     </w:pPr>
     <w:rPr>
-      <w:rFonts w:asciiTheme="majorHAnsi" w:eastAsiaTheme="majorEastAsia" w:hAnsiTheme="majorHAnsi" w:cstheme="majorBidi"/>
-      <w:b/>
-      <w:bCs/>
-      <w:color w:val="4F81BD" w:themeColor="accent1"/>
+      <w:rFonts w:eastAsiaTheme="majorEastAsia" w:cstheme="majorBidi"/>
+      <w:i/>
+      <w:iCs/>
+      <w:color w:val="0F4761" w:themeColor="accent1" w:themeShade="BF"/>
     </w:rPr>
   </w:style>
   <w:style w:type="paragraph" w:styleId="Heading5">
     <w:name w:val="heading 5"/>
     <w:basedOn w:val="Normal"/>
     <w:next w:val="BodyText"/>
+    <w:link w:val="Heading5Char"/>
     <w:uiPriority w:val="9"/>
+    <w:semiHidden/>
     <w:unhideWhenUsed/>
     <w:qFormat/>
-    <w:rsid w:val="00884F3F"/>
+    <w:rsid w:val="009A0D53"/>
     <w:pPr>
       <w:keepNext/>
       <w:keepLines/>
       <w:pageBreakBefore/>
-      <w:spacing w:before="200" w:after="0" w:line="20" w:lineRule="exact"/>
+      <w:spacing w:before="80" w:after="40" w:line="20" w:lineRule="exact"/>
       <w:outlineLvl w:val="4"/>
     </w:pPr>
     <w:rPr>
-      <w:rFonts w:asciiTheme="majorHAnsi" w:eastAsiaTheme="majorEastAsia" w:hAnsiTheme="majorHAnsi" w:cstheme="majorBidi"/>
-      <w:i/>
-      <w:iCs/>
+      <w:rFonts w:eastAsiaTheme="majorEastAsia" w:cstheme="majorBidi"/>
       <w:color w:val="FFFFFF" w:themeColor="background1"/>
-      <w:sz w:val="16"/>
+      <w:sz w:val="10"/>
     </w:rPr>
   </w:style>
   <w:style w:type="paragraph" w:styleId="Heading6">
     <w:name w:val="heading 6"/>
     <w:basedOn w:val="Normal"/>
     <w:next w:val="BodyText"/>
+    <w:link w:val="Heading6Char"/>
     <w:uiPriority w:val="9"/>
+    <w:semiHidden/>
     <w:unhideWhenUsed/>
     <w:qFormat/>
+    <w:rsid w:val="00A10FD9"/>
     <w:pPr>
       <w:keepNext/>
       <w:keepLines/>
-      <w:spacing w:before="200" w:after="0"/>
+      <w:spacing w:before="40" w:after="0"/>
       <w:outlineLvl w:val="5"/>
     </w:pPr>
     <w:rPr>
-      <w:rFonts w:asciiTheme="majorHAnsi" w:eastAsiaTheme="majorEastAsia" w:hAnsiTheme="majorHAnsi" w:cstheme="majorBidi"/>
-      <w:color w:val="4F81BD" w:themeColor="accent1"/>
+      <w:rFonts w:eastAsiaTheme="majorEastAsia" w:cstheme="majorBidi"/>
+      <w:i/>
+      <w:iCs/>
+      <w:color w:val="595959" w:themeColor="text1" w:themeTint="A6"/>
+    </w:rPr>
+  </w:style>
+  <w:style w:type="paragraph" w:styleId="Heading7">
+    <w:name w:val="heading 7"/>
+    <w:basedOn w:val="Normal"/>
+    <w:next w:val="BodyText"/>
+    <w:link w:val="Heading7Char"/>
+    <w:uiPriority w:val="9"/>
+    <w:semiHidden/>
+    <w:unhideWhenUsed/>
+    <w:qFormat/>
+    <w:rsid w:val="00A10FD9"/>
+    <w:pPr>
+      <w:keepNext/>
+      <w:keepLines/>
+      <w:spacing w:before="40" w:after="0"/>
+      <w:outlineLvl w:val="6"/>
+    </w:pPr>
+    <w:rPr>
+      <w:rFonts w:eastAsiaTheme="majorEastAsia" w:cstheme="majorBidi"/>
+      <w:color w:val="595959" w:themeColor="text1" w:themeTint="A6"/>
+    </w:rPr>
+  </w:style>
+  <w:style w:type="paragraph" w:styleId="Heading8">
+    <w:name w:val="heading 8"/>
+    <w:basedOn w:val="Normal"/>
+    <w:next w:val="BodyText"/>
+    <w:link w:val="Heading8Char"/>
+    <w:uiPriority w:val="9"/>
+    <w:semiHidden/>
+    <w:unhideWhenUsed/>
+    <w:qFormat/>
+    <w:rsid w:val="00A10FD9"/>
+    <w:pPr>
+      <w:keepNext/>
+      <w:keepLines/>
+      <w:spacing w:after="0"/>
+      <w:outlineLvl w:val="7"/>
+    </w:pPr>
+    <w:rPr>
+      <w:rFonts w:eastAsiaTheme="majorEastAsia" w:cstheme="majorBidi"/>
+      <w:i/>
+      <w:iCs/>
+      <w:color w:val="272727" w:themeColor="text1" w:themeTint="D8"/>
+    </w:rPr>
+  </w:style>
+  <w:style w:type="paragraph" w:styleId="Heading9">
+    <w:name w:val="heading 9"/>
+    <w:basedOn w:val="Normal"/>
+    <w:next w:val="BodyText"/>
+    <w:link w:val="Heading9Char"/>
+    <w:uiPriority w:val="9"/>
+    <w:semiHidden/>
+    <w:unhideWhenUsed/>
+    <w:qFormat/>
+    <w:rsid w:val="00A10FD9"/>
+    <w:pPr>
+      <w:keepNext/>
+      <w:keepLines/>
+      <w:spacing w:after="0"/>
+      <w:outlineLvl w:val="8"/>
+    </w:pPr>
+    <w:rPr>
+      <w:rFonts w:eastAsiaTheme="majorEastAsia" w:cstheme="majorBidi"/>
+      <w:color w:val="272727" w:themeColor="text1" w:themeTint="D8"/>
     </w:rPr>
   </w:style>
   <w:style w:type="character" w:default="1" w:styleId="DefaultParagraphFont">
@@ -1103,62 +1483,123 @@
     <w:name w:val="Compact"/>
     <w:basedOn w:val="BodyText"/>
     <w:qFormat/>
+    <w:rsid w:val="008A21D1"/>
     <w:pPr>
       <w:spacing w:before="36" w:after="36"/>
     </w:pPr>
+    <w:rPr>
+      <w:rFonts w:ascii="Arial" w:hAnsi="Arial"/>
+      <w:sz w:val="16"/>
+    </w:rPr>
   </w:style>
   <w:style w:type="paragraph" w:styleId="Title">
     <w:name w:val="Title"/>
     <w:basedOn w:val="Normal"/>
+    <w:next w:val="BodyText"/>
+    <w:link w:val="TitleChar"/>
+    <w:uiPriority w:val="10"/>
+    <w:qFormat/>
+    <w:rsid w:val="00A10FD9"/>
+    <w:pPr>
+      <w:spacing w:after="80"/>
+      <w:contextualSpacing/>
+      <w:jc w:val="center"/>
+    </w:pPr>
+    <w:rPr>
+      <w:rFonts w:asciiTheme="majorHAnsi" w:eastAsiaTheme="majorEastAsia" w:hAnsiTheme="majorHAnsi" w:cstheme="majorBidi"/>
+      <w:sz w:val="56"/>
+      <w:szCs w:val="56"/>
+    </w:rPr>
+  </w:style>
+  <w:style w:type="character" w:customStyle="1" w:styleId="TitleChar">
+    <w:name w:val="Title Char"/>
+    <w:basedOn w:val="DefaultParagraphFont"/>
+    <w:link w:val="Title"/>
+    <w:uiPriority w:val="10"/>
+    <w:rsid w:val="00A10FD9"/>
+    <w:rPr>
+      <w:rFonts w:asciiTheme="majorHAnsi" w:eastAsiaTheme="majorEastAsia" w:hAnsiTheme="majorHAnsi" w:cstheme="majorBidi"/>
+      <w:sz w:val="56"/>
+      <w:szCs w:val="56"/>
+    </w:rPr>
+  </w:style>
+  <w:style w:type="paragraph" w:styleId="Subtitle">
+    <w:name w:val="Subtitle"/>
+    <w:basedOn w:val="Title"/>
+    <w:next w:val="BodyText"/>
+    <w:link w:val="SubtitleChar"/>
+    <w:uiPriority w:val="11"/>
+    <w:qFormat/>
+    <w:rsid w:val="00A10FD9"/>
+    <w:pPr>
+      <w:numPr>
+        <w:ilvl w:val="1"/>
+      </w:numPr>
+    </w:pPr>
+    <w:rPr>
+      <w:spacing w:val="15"/>
+      <w:sz w:val="28"/>
+      <w:szCs w:val="28"/>
+    </w:rPr>
+  </w:style>
+  <w:style w:type="character" w:customStyle="1" w:styleId="SubtitleChar">
+    <w:name w:val="Subtitle Char"/>
+    <w:basedOn w:val="DefaultParagraphFont"/>
+    <w:link w:val="Subtitle"/>
+    <w:uiPriority w:val="11"/>
+    <w:rsid w:val="00A10FD9"/>
+    <w:rPr>
+      <w:rFonts w:eastAsiaTheme="majorEastAsia" w:cstheme="majorBidi"/>
+      <w:color w:val="595959" w:themeColor="text1" w:themeTint="A6"/>
+      <w:spacing w:val="15"/>
+      <w:sz w:val="28"/>
+      <w:szCs w:val="28"/>
+    </w:rPr>
+  </w:style>
+  <w:style w:type="paragraph" w:customStyle="1" w:styleId="Author">
+    <w:name w:val="Author"/>
+    <w:basedOn w:val="Title"/>
     <w:next w:val="BodyText"/>
     <w:qFormat/>
     <w:pPr>
       <w:keepNext/>
       <w:keepLines/>
-      <w:spacing w:before="480" w:after="240"/>
-      <w:jc w:val="center"/>
     </w:pPr>
     <w:rPr>
-      <w:rFonts w:asciiTheme="majorHAnsi" w:eastAsiaTheme="majorEastAsia" w:hAnsiTheme="majorHAnsi" w:cstheme="majorBidi"/>
-      <w:b/>
-      <w:bCs/>
-      <w:color w:val="345A8A" w:themeColor="accent1" w:themeShade="B5"/>
-      <w:sz w:val="36"/>
-      <w:szCs w:val="36"/>
-    </w:rPr>
-  </w:style>
-  <w:style w:type="paragraph" w:styleId="Subtitle">
-    <w:name w:val="Subtitle"/>
+      <w:sz w:val="24"/>
+      <w:szCs w:val="24"/>
+    </w:rPr>
+  </w:style>
+  <w:style w:type="paragraph" w:styleId="Date">
+    <w:name w:val="Date"/>
     <w:basedOn w:val="Title"/>
-    <w:next w:val="BodyText"/>
-    <w:qFormat/>
-    <w:pPr>
-      <w:spacing w:before="240"/>
-    </w:pPr>
-    <w:rPr>
-      <w:sz w:val="30"/>
-      <w:szCs w:val="30"/>
-    </w:rPr>
-  </w:style>
-  <w:style w:type="paragraph" w:customStyle="1" w:styleId="Author">
-    <w:name w:val="Author"/>
     <w:next w:val="BodyText"/>
     <w:qFormat/>
     <w:pPr>
       <w:keepNext/>
       <w:keepLines/>
-      <w:jc w:val="center"/>
     </w:pPr>
-  </w:style>
-  <w:style w:type="paragraph" w:styleId="Date">
-    <w:name w:val="Date"/>
-    <w:next w:val="BodyText"/>
+    <w:rPr>
+      <w:sz w:val="24"/>
+      <w:szCs w:val="24"/>
+    </w:rPr>
+  </w:style>
+  <w:style w:type="paragraph" w:customStyle="1" w:styleId="AbstractTitle">
+    <w:name w:val="Abstract Title"/>
+    <w:basedOn w:val="Normal"/>
+    <w:next w:val="Abstract"/>
     <w:qFormat/>
     <w:pPr>
       <w:keepNext/>
       <w:keepLines/>
+      <w:spacing w:before="300" w:after="0"/>
       <w:jc w:val="center"/>
     </w:pPr>
+    <w:rPr>
+      <w:b/>
+      <w:sz w:val="20"/>
+      <w:szCs w:val="20"/>
+    </w:rPr>
   </w:style>
   <w:style w:type="paragraph" w:customStyle="1" w:styleId="Abstract">
     <w:name w:val="Abstract"/>
@@ -1168,7 +1609,7 @@
     <w:pPr>
       <w:keepNext/>
       <w:keepLines/>
-      <w:spacing w:before="300" w:after="300"/>
+      <w:spacing w:before="100" w:after="300"/>
     </w:pPr>
     <w:rPr>
       <w:sz w:val="20"/>
@@ -1179,6 +1620,126 @@
     <w:name w:val="Bibliography"/>
     <w:basedOn w:val="Normal"/>
     <w:qFormat/>
+  </w:style>
+  <w:style w:type="character" w:customStyle="1" w:styleId="Heading1Char">
+    <w:name w:val="Heading 1 Char"/>
+    <w:basedOn w:val="DefaultParagraphFont"/>
+    <w:link w:val="Heading1"/>
+    <w:uiPriority w:val="9"/>
+    <w:rsid w:val="00A10FD9"/>
+    <w:rPr>
+      <w:rFonts w:asciiTheme="majorHAnsi" w:eastAsiaTheme="majorEastAsia" w:hAnsiTheme="majorHAnsi" w:cstheme="majorBidi"/>
+      <w:color w:val="0F4761" w:themeColor="accent1" w:themeShade="BF"/>
+      <w:sz w:val="40"/>
+      <w:szCs w:val="40"/>
+    </w:rPr>
+  </w:style>
+  <w:style w:type="character" w:customStyle="1" w:styleId="Heading2Char">
+    <w:name w:val="Heading 2 Char"/>
+    <w:basedOn w:val="DefaultParagraphFont"/>
+    <w:link w:val="Heading2"/>
+    <w:uiPriority w:val="9"/>
+    <w:semiHidden/>
+    <w:rsid w:val="00A10FD9"/>
+    <w:rPr>
+      <w:rFonts w:asciiTheme="majorHAnsi" w:eastAsiaTheme="majorEastAsia" w:hAnsiTheme="majorHAnsi" w:cstheme="majorBidi"/>
+      <w:color w:val="0F4761" w:themeColor="accent1" w:themeShade="BF"/>
+      <w:sz w:val="32"/>
+      <w:szCs w:val="32"/>
+    </w:rPr>
+  </w:style>
+  <w:style w:type="character" w:customStyle="1" w:styleId="Heading3Char">
+    <w:name w:val="Heading 3 Char"/>
+    <w:basedOn w:val="DefaultParagraphFont"/>
+    <w:link w:val="Heading3"/>
+    <w:uiPriority w:val="9"/>
+    <w:semiHidden/>
+    <w:rsid w:val="00A10FD9"/>
+    <w:rPr>
+      <w:rFonts w:eastAsiaTheme="majorEastAsia" w:cstheme="majorBidi"/>
+      <w:color w:val="0F4761" w:themeColor="accent1" w:themeShade="BF"/>
+      <w:sz w:val="28"/>
+      <w:szCs w:val="28"/>
+    </w:rPr>
+  </w:style>
+  <w:style w:type="character" w:customStyle="1" w:styleId="Heading4Char">
+    <w:name w:val="Heading 4 Char"/>
+    <w:basedOn w:val="DefaultParagraphFont"/>
+    <w:link w:val="Heading4"/>
+    <w:uiPriority w:val="9"/>
+    <w:semiHidden/>
+    <w:rsid w:val="00A10FD9"/>
+    <w:rPr>
+      <w:rFonts w:eastAsiaTheme="majorEastAsia" w:cstheme="majorBidi"/>
+      <w:i/>
+      <w:iCs/>
+      <w:color w:val="0F4761" w:themeColor="accent1" w:themeShade="BF"/>
+    </w:rPr>
+  </w:style>
+  <w:style w:type="character" w:customStyle="1" w:styleId="Heading5Char">
+    <w:name w:val="Heading 5 Char"/>
+    <w:basedOn w:val="DefaultParagraphFont"/>
+    <w:link w:val="Heading5"/>
+    <w:uiPriority w:val="9"/>
+    <w:semiHidden/>
+    <w:rsid w:val="009A0D53"/>
+    <w:rPr>
+      <w:rFonts w:eastAsiaTheme="majorEastAsia" w:cstheme="majorBidi"/>
+      <w:color w:val="FFFFFF" w:themeColor="background1"/>
+      <w:sz w:val="10"/>
+    </w:rPr>
+  </w:style>
+  <w:style w:type="character" w:customStyle="1" w:styleId="Heading6Char">
+    <w:name w:val="Heading 6 Char"/>
+    <w:basedOn w:val="DefaultParagraphFont"/>
+    <w:link w:val="Heading6"/>
+    <w:uiPriority w:val="9"/>
+    <w:semiHidden/>
+    <w:rsid w:val="00A10FD9"/>
+    <w:rPr>
+      <w:rFonts w:eastAsiaTheme="majorEastAsia" w:cstheme="majorBidi"/>
+      <w:i/>
+      <w:iCs/>
+      <w:color w:val="595959" w:themeColor="text1" w:themeTint="A6"/>
+    </w:rPr>
+  </w:style>
+  <w:style w:type="character" w:customStyle="1" w:styleId="Heading7Char">
+    <w:name w:val="Heading 7 Char"/>
+    <w:basedOn w:val="DefaultParagraphFont"/>
+    <w:link w:val="Heading7"/>
+    <w:uiPriority w:val="9"/>
+    <w:semiHidden/>
+    <w:rsid w:val="00A10FD9"/>
+    <w:rPr>
+      <w:rFonts w:eastAsiaTheme="majorEastAsia" w:cstheme="majorBidi"/>
+      <w:color w:val="595959" w:themeColor="text1" w:themeTint="A6"/>
+    </w:rPr>
+  </w:style>
+  <w:style w:type="character" w:customStyle="1" w:styleId="Heading8Char">
+    <w:name w:val="Heading 8 Char"/>
+    <w:basedOn w:val="DefaultParagraphFont"/>
+    <w:link w:val="Heading8"/>
+    <w:uiPriority w:val="9"/>
+    <w:semiHidden/>
+    <w:rsid w:val="00A10FD9"/>
+    <w:rPr>
+      <w:rFonts w:eastAsiaTheme="majorEastAsia" w:cstheme="majorBidi"/>
+      <w:i/>
+      <w:iCs/>
+      <w:color w:val="272727" w:themeColor="text1" w:themeTint="D8"/>
+    </w:rPr>
+  </w:style>
+  <w:style w:type="character" w:customStyle="1" w:styleId="Heading9Char">
+    <w:name w:val="Heading 9 Char"/>
+    <w:basedOn w:val="DefaultParagraphFont"/>
+    <w:link w:val="Heading9"/>
+    <w:uiPriority w:val="9"/>
+    <w:semiHidden/>
+    <w:rsid w:val="00A10FD9"/>
+    <w:rPr>
+      <w:rFonts w:eastAsiaTheme="majorEastAsia" w:cstheme="majorBidi"/>
+      <w:color w:val="272727" w:themeColor="text1" w:themeTint="D8"/>
+    </w:rPr>
   </w:style>
   <w:style w:type="paragraph" w:styleId="BlockText">
     <w:name w:val="Block Text"/>
@@ -1189,13 +1750,8 @@
     <w:qFormat/>
     <w:pPr>
       <w:spacing w:before="100" w:after="100"/>
+      <w:ind w:left="480" w:right="480"/>
     </w:pPr>
-    <w:rPr>
-      <w:rFonts w:asciiTheme="majorHAnsi" w:eastAsiaTheme="majorEastAsia" w:hAnsiTheme="majorHAnsi" w:cstheme="majorBidi"/>
-      <w:bCs/>
-      <w:sz w:val="20"/>
-      <w:szCs w:val="20"/>
-    </w:rPr>
   </w:style>
   <w:style w:type="paragraph" w:styleId="FootnoteText">
     <w:name w:val="footnote text"/>
@@ -1203,6 +1759,53 @@
     <w:uiPriority w:val="9"/>
     <w:unhideWhenUsed/>
     <w:qFormat/>
+  </w:style>
+  <w:style w:type="paragraph" w:customStyle="1" w:styleId="FootnoteBlockText">
+    <w:name w:val="Footnote Block Text"/>
+    <w:basedOn w:val="FootnoteText"/>
+    <w:next w:val="FootnoteText"/>
+    <w:uiPriority w:val="9"/>
+    <w:unhideWhenUsed/>
+    <w:qFormat/>
+    <w:pPr>
+      <w:spacing w:before="100" w:after="100"/>
+      <w:ind w:left="480" w:right="480"/>
+    </w:pPr>
+  </w:style>
+  <w:style w:type="table" w:customStyle="1" w:styleId="Table">
+    <w:name w:val="Table"/>
+    <w:semiHidden/>
+    <w:unhideWhenUsed/>
+    <w:qFormat/>
+    <w:rsid w:val="00A87B81"/>
+    <w:rPr>
+      <w:rFonts w:ascii="Arial" w:hAnsi="Arial"/>
+      <w:sz w:val="16"/>
+      <w:szCs w:val="20"/>
+      <w:lang w:eastAsia="en-US"/>
+    </w:rPr>
+    <w:tblPr>
+      <w:tblInd w:w="0" w:type="dxa"/>
+      <w:tblBorders>
+        <w:top w:val="single" w:sz="4" w:space="0" w:color="auto"/>
+        <w:bottom w:val="single" w:sz="4" w:space="0" w:color="auto"/>
+      </w:tblBorders>
+      <w:tblCellMar>
+        <w:top w:w="0" w:type="dxa"/>
+        <w:left w:w="108" w:type="dxa"/>
+        <w:bottom w:w="0" w:type="dxa"/>
+        <w:right w:w="108" w:type="dxa"/>
+      </w:tblCellMar>
+    </w:tblPr>
+    <w:tblStylePr w:type="firstRow">
+      <w:tblPr/>
+      <w:tcPr>
+        <w:tcBorders>
+          <w:bottom w:val="single" w:sz="0" w:space="0" w:color="auto"/>
+        </w:tcBorders>
+        <w:vAlign w:val="bottom"/>
+      </w:tcPr>
+    </w:tblStylePr>
   </w:style>
   <w:style w:type="paragraph" w:customStyle="1" w:styleId="DefinitionTerm">
     <w:name w:val="Definition Term"/>
@@ -1247,8 +1850,8 @@
     <w:name w:val="Figure"/>
     <w:basedOn w:val="Normal"/>
   </w:style>
-  <w:style w:type="paragraph" w:customStyle="1" w:styleId="FigurewithCaption">
-    <w:name w:val="Figure with Caption"/>
+  <w:style w:type="paragraph" w:customStyle="1" w:styleId="CaptionedFigure">
+    <w:name w:val="Captioned Figure"/>
     <w:basedOn w:val="Figure"/>
     <w:pPr>
       <w:keepNext/>
@@ -1268,6 +1871,10 @@
       <w:sz w:val="22"/>
     </w:rPr>
   </w:style>
+  <w:style w:type="character" w:customStyle="1" w:styleId="SectionNumber">
+    <w:name w:val="Section Number"/>
+    <w:basedOn w:val="CaptionChar"/>
+  </w:style>
   <w:style w:type="character" w:styleId="FootnoteReference">
     <w:name w:val="footnote reference"/>
     <w:basedOn w:val="CaptionChar"/>
@@ -1279,7 +1886,7 @@
     <w:name w:val="Hyperlink"/>
     <w:basedOn w:val="CaptionChar"/>
     <w:rPr>
-      <w:color w:val="4F81BD" w:themeColor="accent1"/>
+      <w:color w:val="156082" w:themeColor="accent1"/>
     </w:rPr>
   </w:style>
   <w:style w:type="paragraph" w:styleId="TOCHeading">
@@ -1293,11 +1900,6 @@
       <w:spacing w:before="240" w:line="259" w:lineRule="auto"/>
       <w:outlineLvl w:val="9"/>
     </w:pPr>
-    <w:rPr>
-      <w:b w:val="0"/>
-      <w:bCs w:val="0"/>
-      <w:color w:val="365F91" w:themeColor="accent1" w:themeShade="BF"/>
-    </w:rPr>
   </w:style>
   <w:style w:type="paragraph" w:customStyle="1" w:styleId="SourceCode">
     <w:name w:val="Source Code"/>
@@ -1364,7 +1966,7 @@
     <w:basedOn w:val="VerbatimChar"/>
     <w:rPr>
       <w:rFonts w:ascii="Consolas" w:hAnsi="Consolas"/>
-      <w:color w:val="000000"/>
+      <w:color w:val="8F5902"/>
       <w:sz w:val="22"/>
       <w:shd w:val="clear" w:color="auto" w:fill="F8F8F8"/>
     </w:rPr>
@@ -1384,7 +1986,8 @@
     <w:basedOn w:val="VerbatimChar"/>
     <w:rPr>
       <w:rFonts w:ascii="Consolas" w:hAnsi="Consolas"/>
-      <w:color w:val="000000"/>
+      <w:b/>
+      <w:color w:val="CE5C00"/>
       <w:sz w:val="22"/>
       <w:shd w:val="clear" w:color="auto" w:fill="F8F8F8"/>
     </w:rPr>
@@ -1490,7 +2093,8 @@
     <w:basedOn w:val="VerbatimChar"/>
     <w:rPr>
       <w:rFonts w:ascii="Consolas" w:hAnsi="Consolas"/>
-      <w:color w:val="000000"/>
+      <w:b/>
+      <w:color w:val="204A87"/>
       <w:sz w:val="22"/>
       <w:shd w:val="clear" w:color="auto" w:fill="F8F8F8"/>
     </w:rPr>
@@ -1561,7 +2165,7 @@
     <w:basedOn w:val="VerbatimChar"/>
     <w:rPr>
       <w:rFonts w:ascii="Consolas" w:hAnsi="Consolas"/>
-      <w:color w:val="C4A000"/>
+      <w:color w:val="204A87"/>
       <w:sz w:val="22"/>
       <w:shd w:val="clear" w:color="auto" w:fill="F8F8F8"/>
     </w:rPr>
@@ -1632,7 +2236,7 @@
   <w:style w:type="character" w:styleId="LineNumber">
     <w:name w:val="line number"/>
     <w:basedOn w:val="DefaultParagraphFont"/>
-    <w:rsid w:val="00014752"/>
+    <w:rsid w:val="004E2847"/>
   </w:style>
 </w:styles>
 </file>
@@ -1648,44 +2252,44 @@
         <a:sysClr val="window" lastClr="FFFFFF"/>
       </a:lt1>
       <a:dk2>
-        <a:srgbClr val="1F497D"/>
+        <a:srgbClr val="0E2841"/>
       </a:dk2>
       <a:lt2>
-        <a:srgbClr val="EEECE1"/>
+        <a:srgbClr val="E8E8E8"/>
       </a:lt2>
       <a:accent1>
-        <a:srgbClr val="4F81BD"/>
+        <a:srgbClr val="156082"/>
       </a:accent1>
       <a:accent2>
-        <a:srgbClr val="C0504D"/>
+        <a:srgbClr val="E97132"/>
       </a:accent2>
       <a:accent3>
-        <a:srgbClr val="9BBB59"/>
+        <a:srgbClr val="196B24"/>
       </a:accent3>
       <a:accent4>
-        <a:srgbClr val="8064A2"/>
+        <a:srgbClr val="0F9ED5"/>
       </a:accent4>
       <a:accent5>
-        <a:srgbClr val="4BACC6"/>
+        <a:srgbClr val="A02B93"/>
       </a:accent5>
       <a:accent6>
-        <a:srgbClr val="F79646"/>
+        <a:srgbClr val="4EA72E"/>
       </a:accent6>
       <a:hlink>
-        <a:srgbClr val="0000FF"/>
+        <a:srgbClr val="467886"/>
       </a:hlink>
       <a:folHlink>
-        <a:srgbClr val="800080"/>
+        <a:srgbClr val="96607D"/>
       </a:folHlink>
     </a:clrScheme>
     <a:fontScheme name="Office">
       <a:majorFont>
-        <a:latin typeface="Calibri"/>
+        <a:latin typeface="Aptos Display" panose="02110004020202020204"/>
         <a:ea typeface=""/>
         <a:cs typeface=""/>
-        <a:font script="Jpan" typeface="ＭＳ ゴシック"/>
+        <a:font script="Jpan" typeface="游ゴシック Light"/>
         <a:font script="Hang" typeface="맑은 고딕"/>
-        <a:font script="Hans" typeface="宋体"/>
+        <a:font script="Hans" typeface="等线 Light"/>
         <a:font script="Hant" typeface="新細明體"/>
         <a:font script="Arab" typeface="Times New Roman"/>
         <a:font script="Hebr" typeface="Times New Roman"/>
@@ -1712,14 +2316,32 @@
         <a:font script="Mong" typeface="Mongolian Baiti"/>
         <a:font script="Viet" typeface="Times New Roman"/>
         <a:font script="Uigh" typeface="Microsoft Uighur"/>
+        <a:font script="Geor" typeface="Sylfaen"/>
+        <a:font script="Armn" typeface="Arial"/>
+        <a:font script="Bugi" typeface="Leelawadee UI"/>
+        <a:font script="Bopo" typeface="Microsoft JhengHei"/>
+        <a:font script="Java" typeface="Javanese Text"/>
+        <a:font script="Lisu" typeface="Segoe UI"/>
+        <a:font script="Mymr" typeface="Myanmar Text"/>
+        <a:font script="Nkoo" typeface="Ebrima"/>
+        <a:font script="Olck" typeface="Nirmala UI"/>
+        <a:font script="Osma" typeface="Ebrima"/>
+        <a:font script="Phag" typeface="Phagspa"/>
+        <a:font script="Syrn" typeface="Estrangelo Edessa"/>
+        <a:font script="Syrj" typeface="Estrangelo Edessa"/>
+        <a:font script="Syre" typeface="Estrangelo Edessa"/>
+        <a:font script="Sora" typeface="Nirmala UI"/>
+        <a:font script="Tale" typeface="Microsoft Tai Le"/>
+        <a:font script="Talu" typeface="Microsoft New Tai Lue"/>
+        <a:font script="Tfng" typeface="Ebrima"/>
       </a:majorFont>
       <a:minorFont>
-        <a:latin typeface="Cambria"/>
+        <a:latin typeface="Aptos" panose="02110004020202020204"/>
         <a:ea typeface=""/>
         <a:cs typeface=""/>
-        <a:font script="Jpan" typeface="ＭＳ 明朝"/>
+        <a:font script="Jpan" typeface="游明朝"/>
         <a:font script="Hang" typeface="맑은 고딕"/>
-        <a:font script="Hans" typeface="宋体"/>
+        <a:font script="Hans" typeface="等线"/>
         <a:font script="Hant" typeface="新細明體"/>
         <a:font script="Arab" typeface="Arial"/>
         <a:font script="Hebr" typeface="Arial"/>
@@ -1746,6 +2368,24 @@
         <a:font script="Mong" typeface="Mongolian Baiti"/>
         <a:font script="Viet" typeface="Arial"/>
         <a:font script="Uigh" typeface="Microsoft Uighur"/>
+        <a:font script="Geor" typeface="Sylfaen"/>
+        <a:font script="Armn" typeface="Arial"/>
+        <a:font script="Bugi" typeface="Leelawadee UI"/>
+        <a:font script="Bopo" typeface="Microsoft JhengHei"/>
+        <a:font script="Java" typeface="Javanese Text"/>
+        <a:font script="Lisu" typeface="Segoe UI"/>
+        <a:font script="Mymr" typeface="Myanmar Text"/>
+        <a:font script="Nkoo" typeface="Ebrima"/>
+        <a:font script="Olck" typeface="Nirmala UI"/>
+        <a:font script="Osma" typeface="Ebrima"/>
+        <a:font script="Phag" typeface="Phagspa"/>
+        <a:font script="Syrn" typeface="Estrangelo Edessa"/>
+        <a:font script="Syrj" typeface="Estrangelo Edessa"/>
+        <a:font script="Syre" typeface="Estrangelo Edessa"/>
+        <a:font script="Sora" typeface="Nirmala UI"/>
+        <a:font script="Tale" typeface="Microsoft Tai Le"/>
+        <a:font script="Talu" typeface="Microsoft New Tai Lue"/>
+        <a:font script="Tfng" typeface="Ebrima"/>
       </a:minorFont>
     </a:fontScheme>
     <a:fmtScheme name="Office">
@@ -1757,210 +2397,151 @@
           <a:gsLst>
             <a:gs pos="0">
               <a:schemeClr val="phClr">
-                <a:tint val="50000"/>
-                <a:satMod val="300000"/>
+                <a:lumMod val="110000"/>
+                <a:satMod val="105000"/>
+                <a:tint val="67000"/>
               </a:schemeClr>
             </a:gs>
-            <a:gs pos="35000">
+            <a:gs pos="50000">
               <a:schemeClr val="phClr">
-                <a:tint val="37000"/>
-                <a:satMod val="300000"/>
+                <a:lumMod val="105000"/>
+                <a:satMod val="103000"/>
+                <a:tint val="73000"/>
               </a:schemeClr>
             </a:gs>
             <a:gs pos="100000">
               <a:schemeClr val="phClr">
-                <a:tint val="15000"/>
-                <a:satMod val="350000"/>
+                <a:lumMod val="105000"/>
+                <a:satMod val="109000"/>
+                <a:tint val="81000"/>
               </a:schemeClr>
             </a:gs>
           </a:gsLst>
-          <a:lin ang="16200000" scaled="1"/>
+          <a:lin ang="5400000" scaled="0"/>
         </a:gradFill>
         <a:gradFill rotWithShape="1">
           <a:gsLst>
             <a:gs pos="0">
               <a:schemeClr val="phClr">
-                <a:tint val="100000"/>
+                <a:satMod val="103000"/>
+                <a:lumMod val="102000"/>
+                <a:tint val="94000"/>
+              </a:schemeClr>
+            </a:gs>
+            <a:gs pos="50000">
+              <a:schemeClr val="phClr">
+                <a:satMod val="110000"/>
+                <a:lumMod val="100000"/>
                 <a:shade val="100000"/>
-                <a:satMod val="130000"/>
               </a:schemeClr>
             </a:gs>
             <a:gs pos="100000">
               <a:schemeClr val="phClr">
-                <a:tint val="50000"/>
-                <a:shade val="100000"/>
-                <a:satMod val="350000"/>
+                <a:lumMod val="99000"/>
+                <a:satMod val="120000"/>
+                <a:shade val="78000"/>
               </a:schemeClr>
             </a:gs>
           </a:gsLst>
-          <a:lin ang="16200000" scaled="0"/>
+          <a:lin ang="5400000" scaled="0"/>
         </a:gradFill>
       </a:fillStyleLst>
       <a:lnStyleLst>
-        <a:ln w="9525" cap="flat" cmpd="sng" algn="ctr">
-          <a:solidFill>
-            <a:schemeClr val="phClr">
-              <a:shade val="95000"/>
-              <a:satMod val="105000"/>
-            </a:schemeClr>
-          </a:solidFill>
-          <a:prstDash val="solid"/>
-        </a:ln>
-        <a:ln w="25400" cap="flat" cmpd="sng" algn="ctr">
+        <a:ln w="6350" cap="flat" cmpd="sng" algn="ctr">
           <a:solidFill>
             <a:schemeClr val="phClr"/>
           </a:solidFill>
           <a:prstDash val="solid"/>
+          <a:miter lim="800000"/>
         </a:ln>
-        <a:ln w="38100" cap="flat" cmpd="sng" algn="ctr">
+        <a:ln w="12700" cap="flat" cmpd="sng" algn="ctr">
           <a:solidFill>
             <a:schemeClr val="phClr"/>
           </a:solidFill>
           <a:prstDash val="solid"/>
+          <a:miter lim="800000"/>
+        </a:ln>
+        <a:ln w="19050" cap="flat" cmpd="sng" algn="ctr">
+          <a:solidFill>
+            <a:schemeClr val="phClr"/>
+          </a:solidFill>
+          <a:prstDash val="solid"/>
+          <a:miter lim="800000"/>
         </a:ln>
       </a:lnStyleLst>
       <a:effectStyleLst>
         <a:effectStyle>
+          <a:effectLst/>
+        </a:effectStyle>
+        <a:effectStyle>
+          <a:effectLst/>
+        </a:effectStyle>
+        <a:effectStyle>
           <a:effectLst>
-            <a:outerShdw blurRad="40000" dist="20000" dir="5400000" rotWithShape="0">
+            <a:outerShdw blurRad="57150" dist="19050" dir="5400000" algn="ctr" rotWithShape="0">
               <a:srgbClr val="000000">
-                <a:alpha val="38000"/>
+                <a:alpha val="63000"/>
               </a:srgbClr>
             </a:outerShdw>
           </a:effectLst>
-        </a:effectStyle>
-        <a:effectStyle>
-          <a:effectLst>
-            <a:outerShdw blurRad="40000" dist="23000" dir="5400000" rotWithShape="0">
-              <a:srgbClr val="000000">
-                <a:alpha val="35000"/>
-              </a:srgbClr>
-            </a:outerShdw>
-          </a:effectLst>
-        </a:effectStyle>
-        <a:effectStyle>
-          <a:effectLst>
-            <a:outerShdw blurRad="40000" dist="23000" dir="5400000" rotWithShape="0">
-              <a:srgbClr val="000000">
-                <a:alpha val="35000"/>
-              </a:srgbClr>
-            </a:outerShdw>
-          </a:effectLst>
-          <a:scene3d>
-            <a:camera prst="orthographicFront">
-              <a:rot lat="0" lon="0" rev="0"/>
-            </a:camera>
-            <a:lightRig rig="threePt" dir="t">
-              <a:rot lat="0" lon="0" rev="1200000"/>
-            </a:lightRig>
-          </a:scene3d>
-          <a:sp3d>
-            <a:bevelT w="63500" h="25400"/>
-          </a:sp3d>
         </a:effectStyle>
       </a:effectStyleLst>
       <a:bgFillStyleLst>
         <a:solidFill>
           <a:schemeClr val="phClr"/>
         </a:solidFill>
+        <a:solidFill>
+          <a:schemeClr val="phClr">
+            <a:tint val="95000"/>
+            <a:satMod val="170000"/>
+          </a:schemeClr>
+        </a:solidFill>
         <a:gradFill rotWithShape="1">
           <a:gsLst>
             <a:gs pos="0">
               <a:schemeClr val="phClr">
-                <a:tint val="40000"/>
-                <a:satMod val="350000"/>
+                <a:tint val="93000"/>
+                <a:satMod val="150000"/>
+                <a:shade val="98000"/>
+                <a:lumMod val="102000"/>
               </a:schemeClr>
             </a:gs>
-            <a:gs pos="40000">
+            <a:gs pos="50000">
               <a:schemeClr val="phClr">
-                <a:tint val="45000"/>
-                <a:shade val="99000"/>
-                <a:satMod val="350000"/>
+                <a:tint val="98000"/>
+                <a:satMod val="130000"/>
+                <a:shade val="90000"/>
+                <a:lumMod val="103000"/>
               </a:schemeClr>
             </a:gs>
             <a:gs pos="100000">
               <a:schemeClr val="phClr">
-                <a:shade val="20000"/>
-                <a:satMod val="255000"/>
+                <a:shade val="63000"/>
+                <a:satMod val="120000"/>
               </a:schemeClr>
             </a:gs>
           </a:gsLst>
-          <a:path path="circle">
-            <a:fillToRect l="50000" t="-80000" r="50000" b="180000"/>
-          </a:path>
-        </a:gradFill>
-        <a:gradFill rotWithShape="1">
-          <a:gsLst>
-            <a:gs pos="0">
-              <a:schemeClr val="phClr">
-                <a:tint val="80000"/>
-                <a:satMod val="300000"/>
-              </a:schemeClr>
-            </a:gs>
-            <a:gs pos="100000">
-              <a:schemeClr val="phClr">
-                <a:shade val="30000"/>
-                <a:satMod val="200000"/>
-              </a:schemeClr>
-            </a:gs>
-          </a:gsLst>
-          <a:path path="circle">
-            <a:fillToRect l="50000" t="50000" r="50000" b="50000"/>
-          </a:path>
+          <a:lin ang="5400000" scaled="0"/>
         </a:gradFill>
       </a:bgFillStyleLst>
     </a:fmtScheme>
   </a:themeElements>
-  <a:objectDefaults>
-    <a:spDef>
-      <a:spPr/>
-      <a:bodyPr/>
-      <a:lstStyle/>
-      <a:style>
-        <a:lnRef idx="1">
-          <a:schemeClr val="accent1"/>
-        </a:lnRef>
-        <a:fillRef idx="3">
-          <a:schemeClr val="accent1"/>
-        </a:fillRef>
-        <a:effectRef idx="2">
-          <a:schemeClr val="accent1"/>
-        </a:effectRef>
-        <a:fontRef idx="minor">
-          <a:schemeClr val="lt1"/>
-        </a:fontRef>
-      </a:style>
-    </a:spDef>
-    <a:lnDef>
-      <a:spPr/>
-      <a:bodyPr/>
-      <a:lstStyle/>
-      <a:style>
-        <a:lnRef idx="2">
-          <a:schemeClr val="accent1"/>
-        </a:lnRef>
-        <a:fillRef idx="0">
-          <a:schemeClr val="accent1"/>
-        </a:fillRef>
-        <a:effectRef idx="1">
-          <a:schemeClr val="accent1"/>
-        </a:effectRef>
-        <a:fontRef idx="minor">
-          <a:schemeClr val="tx1"/>
-        </a:fontRef>
-      </a:style>
-    </a:lnDef>
-  </a:objectDefaults>
+  <a:objectDefaults/>
   <a:extraClrSchemeLst/>
+  <a:extLst>
+    <a:ext uri="{05A4C25C-085E-4340-85A3-A5531E510DB2}">
+      <thm15:themeFamily xmlns:thm15="http://schemas.microsoft.com/office/thememl/2012/main" name="Office Theme" id="{2E142A2C-CD16-42D6-873A-C26D2A0506FA}" vid="{1BDDFF52-6CD6-40A5-AB3C-68EB2F1E4D0A}"/>
+    </a:ext>
+  </a:extLst>
 </a:theme>
 </file>
 
 <file path=customXml/item1.xml><?xml version="1.0" encoding="utf-8"?>
-<b:Sources xmlns:b="http://schemas.openxmlformats.org/officeDocument/2006/bibliography" xmlns="http://schemas.openxmlformats.org/officeDocument/2006/bibliography" SelectedStyle="\APA.XSL" StyleName="APA"/>
+<b:Sources xmlns:b="http://schemas.openxmlformats.org/officeDocument/2006/bibliography" xmlns="http://schemas.openxmlformats.org/officeDocument/2006/bibliography" SelectedStyle="/APASixthEditionOfficeOnline.xsl" StyleName="APA" Version="6"/>
 </file>
 
 <file path=customXml/itemProps1.xml><?xml version="1.0" encoding="utf-8"?>
-<ds:datastoreItem xmlns:ds="http://schemas.openxmlformats.org/officeDocument/2006/customXml" ds:itemID="{B84635DE-83FA-4373-B495-76F34BB987EF}">
+<ds:datastoreItem xmlns:ds="http://schemas.openxmlformats.org/officeDocument/2006/customXml" ds:itemID="{406959CD-A541-2E41-B67B-33105626F312}">
   <ds:schemaRefs>
     <ds:schemaRef ds:uri="http://schemas.openxmlformats.org/officeDocument/2006/bibliography"/>
   </ds:schemaRefs>

--- a/analysis/templates/template.docx
+++ b/analysis/templates/template.docx
@@ -1786,10 +1786,6 @@
     </w:rPr>
     <w:tblPr>
       <w:tblInd w:w="0" w:type="dxa"/>
-      <w:tblBorders>
-        <w:top w:val="single" w:sz="4" w:space="0" w:color="auto"/>
-        <w:bottom w:val="single" w:sz="4" w:space="0" w:color="auto"/>
-      </w:tblBorders>
       <w:tblCellMar>
         <w:top w:w="0" w:type="dxa"/>
         <w:left w:w="108" w:type="dxa"/>
